--- a/data/revised_2026-10_full/tracked/v2/Maths/SS1.1_Real_Numbers/Mathematics_Real_Numbers_CBE_LessonSequence_TRACKED.docx
+++ b/data/revised_2026-10_full/tracked/v2/Maths/SS1.1_Real_Numbers/Mathematics_Real_Numbers_CBE_LessonSequence_TRACKED.docx
@@ -440,7 +440,7 @@
               </w:rPr>
               <w:t xml:space="preserve">7 lessons</w:t>
             </w:r>
-            <w:ins w:id="9001" w:author="Claude (AI) - proposed" w:date="2026-10-15T12:57:30Z">
+            <w:ins w:id="9001" w:author="Claude (AI) - proposed" w:date="2026-10-18T00:30:40Z">
               <w:r>
                 <w:rPr>
                   <w:rFonts w:ascii="Arial" w:cs="Arial" w:eastAsia="Arial" w:hAnsi="Arial"/>
@@ -468,7 +468,7 @@
               </w:rPr>
               <w:t xml:space="preserve"> × 40 minutes </w:t>
             </w:r>
-            <w:del w:id="9002" w:author="Claude (AI) - proposed" w:date="2026-10-15T12:57:30Z">
+            <w:del w:id="9002" w:author="Claude (AI) - proposed" w:date="2026-10-18T00:30:40Z">
               <w:r>
                 <w:rPr>
                   <w:rFonts w:ascii="Arial" w:cs="Arial" w:eastAsia="Arial" w:hAnsi="Arial"/>
@@ -483,7 +483,7 @@
                 <w:delText xml:space="preserve">= 280 minutes total</w:delText>
               </w:r>
             </w:del>
-            <w:ins w:id="9003" w:author="Claude (AI) - proposed" w:date="2026-10-15T12:57:30Z">
+            <w:ins w:id="9003" w:author="Claude (AI) - proposed" w:date="2026-10-18T00:30:40Z">
               <w:r>
                 <w:rPr>
                   <w:rFonts w:ascii="Arial" w:cs="Arial" w:eastAsia="Arial" w:hAnsi="Arial"/>
@@ -2154,7 +2154,7 @@
               </w:rPr>
               <w:t xml:space="preserve">–  </w:t>
             </w:r>
-            <w:del w:id="9004" w:author="Claude (AI) - proposed" w:date="2026-10-15T12:57:30Z">
+            <w:del w:id="9004" w:author="Claude (AI) - proposed" w:date="2026-10-18T00:30:40Z">
               <w:r>
                 <w:rPr>
                   <w:rFonts w:ascii="Arial" w:cs="Arial" w:eastAsia="Arial" w:hAnsi="Arial"/>
@@ -2169,7 +2169,7 @@
                 <w:delText xml:space="preserve">Dividing pizza</w:delText>
               </w:r>
             </w:del>
-            <w:ins w:id="9005" w:author="Claude (AI) - proposed" w:date="2026-10-15T12:57:30Z">
+            <w:ins w:id="9005" w:author="Claude (AI) - proposed" w:date="2026-10-18T00:30:40Z">
               <w:r>
                 <w:rPr>
                   <w:rFonts w:ascii="Arial" w:cs="Arial" w:eastAsia="Arial" w:hAnsi="Arial"/>
@@ -2197,7 +2197,7 @@
               </w:rPr>
               <w:t xml:space="preserve"> equally: How </w:t>
             </w:r>
-            <w:del w:id="9006" w:author="Claude (AI) - proposed" w:date="2026-10-15T12:57:30Z">
+            <w:del w:id="9006" w:author="Claude (AI) - proposed" w:date="2026-10-18T00:30:40Z">
               <w:r>
                 <w:rPr>
                   <w:rFonts w:ascii="Arial" w:cs="Arial" w:eastAsia="Arial" w:hAnsi="Arial"/>
@@ -2212,7 +2212,7 @@
                 <w:delText xml:space="preserve">many slices</w:delText>
               </w:r>
             </w:del>
-            <w:ins w:id="9007" w:author="Claude (AI) - proposed" w:date="2026-10-15T12:57:30Z">
+            <w:ins w:id="9007" w:author="Claude (AI) - proposed" w:date="2026-10-18T00:30:40Z">
               <w:r>
                 <w:rPr>
                   <w:rFonts w:ascii="Arial" w:cs="Arial" w:eastAsia="Arial" w:hAnsi="Arial"/>
@@ -2240,7 +2240,7 @@
               </w:rPr>
               <w:t xml:space="preserve"> does each person get when </w:t>
             </w:r>
-            <w:del w:id="9008" w:author="Claude (AI) - proposed" w:date="2026-10-15T12:57:30Z">
+            <w:del w:id="9008" w:author="Claude (AI) - proposed" w:date="2026-10-18T00:30:40Z">
               <w:r>
                 <w:rPr>
                   <w:rFonts w:ascii="Arial" w:cs="Arial" w:eastAsia="Arial" w:hAnsi="Arial"/>
@@ -2255,7 +2255,7 @@
                 <w:delText xml:space="preserve">a pizza</w:delText>
               </w:r>
             </w:del>
-            <w:ins w:id="9009" w:author="Claude (AI) - proposed" w:date="2026-10-15T12:57:30Z">
+            <w:ins w:id="9009" w:author="Claude (AI) - proposed" w:date="2026-10-18T00:30:40Z">
               <w:r>
                 <w:rPr>
                   <w:rFonts w:ascii="Arial" w:cs="Arial" w:eastAsia="Arial" w:hAnsi="Arial"/>
@@ -2283,7 +2283,7 @@
               </w:rPr>
               <w:t xml:space="preserve"> is shared among friends, and what if </w:t>
             </w:r>
-            <w:del w:id="9010" w:author="Claude (AI) - proposed" w:date="2026-10-15T12:57:30Z">
+            <w:del w:id="9010" w:author="Claude (AI) - proposed" w:date="2026-10-18T00:30:40Z">
               <w:r>
                 <w:rPr>
                   <w:rFonts w:ascii="Arial" w:cs="Arial" w:eastAsia="Arial" w:hAnsi="Arial"/>
@@ -2298,7 +2298,7 @@
                 <w:delText xml:space="preserve">the slices</w:delText>
               </w:r>
             </w:del>
-            <w:ins w:id="9011" w:author="Claude (AI) - proposed" w:date="2026-10-15T12:57:30Z">
+            <w:ins w:id="9011" w:author="Claude (AI) - proposed" w:date="2026-10-18T00:30:40Z">
               <w:r>
                 <w:rPr>
                   <w:rFonts w:ascii="Arial" w:cs="Arial" w:eastAsia="Arial" w:hAnsi="Arial"/>
@@ -2528,7 +2528,7 @@
         </w:rPr>
         <w:t xml:space="preserve">© 2026 SeaVuria and ARES. This work is licensed under a </w:t>
       </w:r>
-      <w:hyperlink w:history="1" r:id="rIdaylb26xy63gqntvctab7o">
+      <w:hyperlink w:history="1" r:id="rId24huxxw_3q7t8ligbyxly">
         <w:r>
           <w:rPr>
             <w:rFonts w:ascii="Arial" w:cs="Arial" w:eastAsia="Arial" w:hAnsi="Arial"/>
@@ -2548,7 +2548,7 @@
         </w:rPr>
         <w:t xml:space="preserve"> (</w:t>
       </w:r>
-      <w:hyperlink w:history="1" r:id="rIdxfdbm6eo4yirfv_rtjndc">
+      <w:hyperlink w:history="1" r:id="rIdfykv9rudtk6xpmm7qvsm8">
         <w:r>
           <w:rPr>
             <w:rFonts w:ascii="Arial" w:cs="Arial" w:eastAsia="Arial" w:hAnsi="Arial"/>
@@ -2568,7 +2568,7 @@
         </w:rPr>
         <w:t xml:space="preserve">). To view a copy of this license, visit </w:t>
       </w:r>
-      <w:hyperlink w:history="1" r:id="rIdecknxfewp7qkjss---m_w">
+      <w:hyperlink w:history="1" r:id="rIdf70twsu-crxbmetgmbnxo">
         <w:r>
           <w:rPr>
             <w:rFonts w:ascii="Arial" w:cs="Arial" w:eastAsia="Arial" w:hAnsi="Arial"/>
@@ -3319,7 +3319,7 @@
               </w:rPr>
               <w:t xml:space="preserve">Ms. Wanjiku opens with a story about Achieng, a Grade 10 learner sent by her mother to a duka near Kibuye Market in Kisumu. Achieng buys 3 items at Ksh 45 each, pays with one Ksh 200 note, and works out the total (Ksh 135) and the change (Ksh 65). Mama Atieno sells 6 mandazi for Ksh 90, and Mzee Odhiambo the shopkeeper says 'the unit price is Ksh 15'. Achieng wonders what 'unit price' really means. She also buys 1/2 kg of sugar (Ksh 160 per kg, so Ksh 80) and sees a tea-leaf sachet price tag of Ksh 22.50. In the Predict Phase learners individually predict which kinds of numbers appear in the purchase. In the Observe Phase, in groups (Lake Victoria Group, Kit Mikayi Group, Impala Group, Rift Valley Group), they work through the transaction data cards, check each calculation and sort every number into whole number, fraction or decimal. In the Explain Phase the class discusses why different number types are needed and what unit price means (a division: 90 ÷ 6). Learners then generate questions to launch the Driving Question Board, and finish by drawing an initial unit model of types of numbers. The lesson ends with the puzzle that guides the unit: why do we need whole numbers, fractions and decimals, and how are they related?</w:t>
             </w:r>
-            <w:ins w:id="9012" w:author="Claude (AI) - proposed" w:date="2026-10-15T12:57:30Z">
+            <w:ins w:id="9012" w:author="Claude (AI) - proposed" w:date="2026-10-18T00:30:40Z">
               <w:r>
                 <w:rPr>
                   <w:rFonts w:ascii="Arial" w:cs="Arial" w:eastAsia="Arial" w:hAnsi="Arial"/>
@@ -3622,7 +3622,7 @@
             <w:pPr>
               <w:spacing w:after="20" w:before="0"/>
             </w:pPr>
-            <w:hyperlink w:history="1" r:id="rIdck4db7hxdtylnaftrhzjz">
+            <w:hyperlink w:history="1" r:id="rIdxegdvwn8zkh9mdpjaq1wd">
               <w:r>
                 <w:rPr>
                   <w:rFonts w:ascii="Arial" w:cs="Arial" w:eastAsia="Arial" w:hAnsi="Arial"/>
@@ -3655,7 +3655,7 @@
               <w:spacing w:after="10" w:before="0"/>
               <w:ind w:left="120"/>
             </w:pPr>
-            <w:hyperlink w:history="1" r:id="rId4hiqs-uwahp_7ge-zryek">
+            <w:hyperlink w:history="1" r:id="rIdstl-atiiozg3ca8mfvc7_">
               <w:r>
                 <w:rPr>
                   <w:rFonts w:ascii="Arial" w:cs="Arial" w:eastAsia="Arial" w:hAnsi="Arial"/>
@@ -3700,7 +3700,7 @@
             <w:pPr>
               <w:spacing w:after="20" w:before="0"/>
             </w:pPr>
-            <w:hyperlink w:history="1" r:id="rId_slkqysbvic7m2dqk_7vf">
+            <w:hyperlink w:history="1" r:id="rIdxvfmrodlag6eic0wpjjps">
               <w:r>
                 <w:rPr>
                   <w:rFonts w:ascii="Arial" w:cs="Arial" w:eastAsia="Arial" w:hAnsi="Arial"/>
@@ -3733,7 +3733,7 @@
               <w:spacing w:after="10" w:before="0"/>
               <w:ind w:left="120"/>
             </w:pPr>
-            <w:hyperlink w:history="1" r:id="rIdljwcb0bemxhsca0wakli3">
+            <w:hyperlink w:history="1" r:id="rIdeec45-fc-zrqqexkwmgay">
               <w:r>
                 <w:rPr>
                   <w:rFonts w:ascii="Arial" w:cs="Arial" w:eastAsia="Arial" w:hAnsi="Arial"/>
@@ -3933,7 +3933,7 @@
             <w:pPr>
               <w:spacing w:after="20" w:before="0"/>
             </w:pPr>
-            <w:hyperlink w:history="1" r:id="rIdiuk5cn1twsfm5bxim5lqc">
+            <w:hyperlink w:history="1" r:id="rIdswegyny70rexdwrvjjjqv">
               <w:r>
                 <w:rPr>
                   <w:rFonts w:ascii="Arial" w:cs="Arial" w:eastAsia="Arial" w:hAnsi="Arial"/>
@@ -3966,7 +3966,7 @@
               <w:spacing w:after="10" w:before="0"/>
               <w:ind w:left="120"/>
             </w:pPr>
-            <w:hyperlink w:history="1" r:id="rIdi_octknelryjbbfqsu767">
+            <w:hyperlink w:history="1" r:id="rIdlcp04lae8tnk3q7xaq-qq">
               <w:r>
                 <w:rPr>
                   <w:rFonts w:ascii="Arial" w:cs="Arial" w:eastAsia="Arial" w:hAnsi="Arial"/>
@@ -4011,7 +4011,7 @@
             <w:pPr>
               <w:spacing w:after="20" w:before="0"/>
             </w:pPr>
-            <w:hyperlink w:history="1" r:id="rId_cra9-jo0gt91imj2ue4x">
+            <w:hyperlink w:history="1" r:id="rIdbiezky8ya3elddjquzoqo">
               <w:r>
                 <w:rPr>
                   <w:rFonts w:ascii="Arial" w:cs="Arial" w:eastAsia="Arial" w:hAnsi="Arial"/>
@@ -4044,7 +4044,7 @@
               <w:spacing w:after="10" w:before="0"/>
               <w:ind w:left="120"/>
             </w:pPr>
-            <w:hyperlink w:history="1" r:id="rIdu9-p2g4s2uzewws4zhnbu">
+            <w:hyperlink w:history="1" r:id="rIdd4f58qpjl1n2nkm5jkynf">
               <w:r>
                 <w:rPr>
                   <w:rFonts w:ascii="Arial" w:cs="Arial" w:eastAsia="Arial" w:hAnsi="Arial"/>
@@ -4244,7 +4244,7 @@
             <w:pPr>
               <w:spacing w:after="20" w:before="0"/>
             </w:pPr>
-            <w:hyperlink w:history="1" r:id="rId3qnlfhmdmlpiipswgheec">
+            <w:hyperlink w:history="1" r:id="rIdmm8kvhn-kofvyg8dsqgxb">
               <w:r>
                 <w:rPr>
                   <w:rFonts w:ascii="Arial" w:cs="Arial" w:eastAsia="Arial" w:hAnsi="Arial"/>
@@ -4293,7 +4293,7 @@
               <w:spacing w:after="10" w:before="0"/>
               <w:ind w:left="120"/>
             </w:pPr>
-            <w:hyperlink w:history="1" r:id="rIdjuarlfbb1fsqlcdklg8zm">
+            <w:hyperlink w:history="1" r:id="rId11hpksjbcztjy6ag6r9nl">
               <w:r>
                 <w:rPr>
                   <w:rFonts w:ascii="Arial" w:cs="Arial" w:eastAsia="Arial" w:hAnsi="Arial"/>
@@ -4338,7 +4338,7 @@
             <w:pPr>
               <w:spacing w:after="20" w:before="0"/>
             </w:pPr>
-            <w:hyperlink w:history="1" r:id="rIdlk0uid1kyn11rdrmeridl">
+            <w:hyperlink w:history="1" r:id="rIdipg9ua_ugvxwshn9_tljz">
               <w:r>
                 <w:rPr>
                   <w:rFonts w:ascii="Arial" w:cs="Arial" w:eastAsia="Arial" w:hAnsi="Arial"/>
@@ -4387,7 +4387,7 @@
               <w:spacing w:after="10" w:before="0"/>
               <w:ind w:left="120"/>
             </w:pPr>
-            <w:hyperlink w:history="1" r:id="rIddy6q5iausw1_dckjqckte">
+            <w:hyperlink w:history="1" r:id="rIdbwxrmaeemydlnwfacefgg">
               <w:r>
                 <w:rPr>
                   <w:rFonts w:ascii="Arial" w:cs="Arial" w:eastAsia="Arial" w:hAnsi="Arial"/>
@@ -4587,7 +4587,7 @@
             <w:pPr>
               <w:spacing w:after="20" w:before="0"/>
             </w:pPr>
-            <w:hyperlink w:history="1" r:id="rIdrayywyp9ll_g7kxmwlidq">
+            <w:hyperlink w:history="1" r:id="rIdmoho44mz1_xdzs3vpvuqi">
               <w:r>
                 <w:rPr>
                   <w:rFonts w:ascii="Arial" w:cs="Arial" w:eastAsia="Arial" w:hAnsi="Arial"/>
@@ -4636,7 +4636,7 @@
               <w:spacing w:after="10" w:before="0"/>
               <w:ind w:left="120"/>
             </w:pPr>
-            <w:hyperlink w:history="1" r:id="rIdqmcn29w2s3qfifiq9khep">
+            <w:hyperlink w:history="1" r:id="rIddsz3hslmc8vq5e2n1uvbu">
               <w:r>
                 <w:rPr>
                   <w:rFonts w:ascii="Arial" w:cs="Arial" w:eastAsia="Arial" w:hAnsi="Arial"/>
@@ -4681,7 +4681,7 @@
             <w:pPr>
               <w:spacing w:after="20" w:before="0"/>
             </w:pPr>
-            <w:hyperlink w:history="1" r:id="rIdlzejn8yxzege3-nmthddx">
+            <w:hyperlink w:history="1" r:id="rIdka2ire6_n-fvh6ftr_-va">
               <w:r>
                 <w:rPr>
                   <w:rFonts w:ascii="Arial" w:cs="Arial" w:eastAsia="Arial" w:hAnsi="Arial"/>
@@ -4730,7 +4730,7 @@
               <w:spacing w:after="10" w:before="0"/>
               <w:ind w:left="120"/>
             </w:pPr>
-            <w:hyperlink w:history="1" r:id="rIdg6d2vwkyf51szhtvemlkf">
+            <w:hyperlink w:history="1" r:id="rIdn_ksmxsjoxdnvvqfnib0s">
               <w:r>
                 <w:rPr>
                   <w:rFonts w:ascii="Arial" w:cs="Arial" w:eastAsia="Arial" w:hAnsi="Arial"/>
@@ -4930,7 +4930,7 @@
             <w:pPr>
               <w:spacing w:after="20" w:before="0"/>
             </w:pPr>
-            <w:hyperlink w:history="1" r:id="rIdytubaegqgijss_6uik2xx">
+            <w:hyperlink w:history="1" r:id="rIdlcwi_2abdqbw7e7wdq6ng">
               <w:r>
                 <w:rPr>
                   <w:rFonts w:ascii="Arial" w:cs="Arial" w:eastAsia="Arial" w:hAnsi="Arial"/>
@@ -4979,7 +4979,7 @@
               <w:spacing w:after="10" w:before="0"/>
               <w:ind w:left="120"/>
             </w:pPr>
-            <w:hyperlink w:history="1" r:id="rIddl5b3hewdtyyu7mqmmcqr">
+            <w:hyperlink w:history="1" r:id="rIdjdwepg-n4vfzsr-zvbjml">
               <w:r>
                 <w:rPr>
                   <w:rFonts w:ascii="Arial" w:cs="Arial" w:eastAsia="Arial" w:hAnsi="Arial"/>
@@ -5024,7 +5024,7 @@
             <w:pPr>
               <w:spacing w:after="20" w:before="0"/>
             </w:pPr>
-            <w:hyperlink w:history="1" r:id="rIdlnyqeftqkhhjfd32rbrh6">
+            <w:hyperlink w:history="1" r:id="rIdcm9sk0a3m-yezabvzlmck">
               <w:r>
                 <w:rPr>
                   <w:rFonts w:ascii="Arial" w:cs="Arial" w:eastAsia="Arial" w:hAnsi="Arial"/>
@@ -5073,7 +5073,7 @@
               <w:spacing w:after="10" w:before="0"/>
               <w:ind w:left="120"/>
             </w:pPr>
-            <w:hyperlink w:history="1" r:id="rIdnnfkbvt4lnpfxsmhz2sso">
+            <w:hyperlink w:history="1" r:id="rIdnbjgkkmgnodp7ox44ocwx">
               <w:r>
                 <w:rPr>
                   <w:rFonts w:ascii="Arial" w:cs="Arial" w:eastAsia="Arial" w:hAnsi="Arial"/>
@@ -5151,7 +5151,7 @@
               </w:rPr>
               <w:t xml:space="preserve">Say: 'You have evidence from Achieng's trip. Now draw a model of the types of numbers it needed. Your model should show the types, an example of each, and what each one is for.' Draw the main box and three branches on the board as a prompt only, leaving the content blank. Walk around and ask: 'Where on your model do you show that half a kilo can also be written as 0.5?' and 'Where does unit price fit in?' WAIT TIME of 10-15 seconds before prompting. Cold-call 3 learners to explain their model in one sentence. Say: 'This is only our first model. As we learn about odd, even, prime numbers, and numbers that go on forever, we will change it.' Return to the DQB and ask: 'Which question might we answer first?' and guide them to question 3. Close by re-reading the puzzle and ask them to think about the question: 'Can you sort the whole numbers in the story further?'</w:t>
             </w:r>
-            <w:ins w:id="9013" w:author="Claude (AI) - proposed" w:date="2026-10-15T12:57:30Z">
+            <w:ins w:id="9013" w:author="Claude (AI) - proposed" w:date="2026-10-18T00:30:40Z">
               <w:r>
                 <w:rPr>
                   <w:rFonts w:ascii="Arial" w:cs="Arial" w:eastAsia="Arial" w:hAnsi="Arial"/>
@@ -5613,7 +5613,7 @@
         </w:rPr>
         <w:t xml:space="preserve">© 2026 SeaVuria and ARES. Aligned with KICD objectives. Developed by SeaVuria; technical implementation by ARES (with AI assistance from Claude). Licensed under </w:t>
       </w:r>
-      <w:hyperlink w:history="1" r:id="rIdi8vfrnunvm0zvl3_udeo4">
+      <w:hyperlink w:history="1" r:id="rIdxl4nikhkwf6bkt56jq7jx">
         <w:r>
           <w:rPr>
             <w:rFonts w:ascii="Arial" w:cs="Arial" w:eastAsia="Arial" w:hAnsi="Arial"/>
@@ -5634,7 +5634,7 @@
         </w:rPr>
         <w:t xml:space="preserve"> (</w:t>
       </w:r>
-      <w:hyperlink w:history="1" r:id="rId3dnekajyovzvyoiklp4nw">
+      <w:hyperlink w:history="1" r:id="rId_ytizz2hvux0har2bocqf">
         <w:r>
           <w:rPr>
             <w:rFonts w:ascii="Arial" w:cs="Arial" w:eastAsia="Arial" w:hAnsi="Arial"/>
@@ -6386,7 +6386,7 @@
               </w:rPr>
               <w:t xml:space="preserve">Achieng's duka trip used many whole numbers: 3, 6, 15, 45, 65, 90, 135 and 200. Learners predict how these numbers might be sorted, then gather evidence by listing factors, testing real Kenyan situations (a 14-seater matatu, a tray of 30 eggs, 17 cobs of maize shared among groups) and building the sieve of Eratosthenes for 1 to 50. In the Explain phase learners write a rule using factor counts and justify borderline cases (1 and 2). They then add evidence to the DQB and revise the unit model to show how whole numbers are classified.</w:t>
             </w:r>
-            <w:ins w:id="9014" w:author="Claude (AI) - proposed" w:date="2026-10-15T12:57:30Z">
+            <w:ins w:id="9014" w:author="Claude (AI) - proposed" w:date="2026-10-18T00:30:40Z">
               <w:r>
                 <w:rPr>
                   <w:rFonts w:ascii="Arial" w:cs="Arial" w:eastAsia="Arial" w:hAnsi="Arial"/>
@@ -6689,7 +6689,7 @@
             <w:pPr>
               <w:spacing w:after="20" w:before="0"/>
             </w:pPr>
-            <w:hyperlink w:history="1" r:id="rIdi1xpdhz0m95wivny8r8zb">
+            <w:hyperlink w:history="1" r:id="rIdby0wivn2a5-8grvremclv">
               <w:r>
                 <w:rPr>
                   <w:rFonts w:ascii="Arial" w:cs="Arial" w:eastAsia="Arial" w:hAnsi="Arial"/>
@@ -6722,7 +6722,7 @@
               <w:spacing w:after="10" w:before="0"/>
               <w:ind w:left="120"/>
             </w:pPr>
-            <w:hyperlink w:history="1" r:id="rIdmiutwa7809e2muzhqvsku">
+            <w:hyperlink w:history="1" r:id="rIdeosw4bwbnx1siz_n29mxb">
               <w:r>
                 <w:rPr>
                   <w:rFonts w:ascii="Arial" w:cs="Arial" w:eastAsia="Arial" w:hAnsi="Arial"/>
@@ -6767,7 +6767,7 @@
             <w:pPr>
               <w:spacing w:after="20" w:before="0"/>
             </w:pPr>
-            <w:hyperlink w:history="1" r:id="rIdw8pkjzru_qs-sf1nx4lli">
+            <w:hyperlink w:history="1" r:id="rId2_k_as4pl-8dg8k_tvd1s">
               <w:r>
                 <w:rPr>
                   <w:rFonts w:ascii="Arial" w:cs="Arial" w:eastAsia="Arial" w:hAnsi="Arial"/>
@@ -6800,7 +6800,7 @@
               <w:spacing w:after="10" w:before="0"/>
               <w:ind w:left="120"/>
             </w:pPr>
-            <w:hyperlink w:history="1" r:id="rIdsmukrrcjpi4bpq5wg6vdy">
+            <w:hyperlink w:history="1" r:id="rIdskngg1yf2gxgxugmvvk1q">
               <w:r>
                 <w:rPr>
                   <w:rFonts w:ascii="Arial" w:cs="Arial" w:eastAsia="Arial" w:hAnsi="Arial"/>
@@ -7000,7 +7000,7 @@
             <w:pPr>
               <w:spacing w:after="20" w:before="0"/>
             </w:pPr>
-            <w:hyperlink w:history="1" r:id="rId6tfanrxg_0ebxthee_gm0">
+            <w:hyperlink w:history="1" r:id="rIdopscukf5i0yqaw84w8rzb">
               <w:r>
                 <w:rPr>
                   <w:rFonts w:ascii="Arial" w:cs="Arial" w:eastAsia="Arial" w:hAnsi="Arial"/>
@@ -7033,7 +7033,7 @@
               <w:spacing w:after="10" w:before="0"/>
               <w:ind w:left="120"/>
             </w:pPr>
-            <w:hyperlink w:history="1" r:id="rId5j8ijwth8acbsokgyauym">
+            <w:hyperlink w:history="1" r:id="rIdek6sfszpmdenrnf8xeq69">
               <w:r>
                 <w:rPr>
                   <w:rFonts w:ascii="Arial" w:cs="Arial" w:eastAsia="Arial" w:hAnsi="Arial"/>
@@ -7078,7 +7078,7 @@
             <w:pPr>
               <w:spacing w:after="20" w:before="0"/>
             </w:pPr>
-            <w:hyperlink w:history="1" r:id="rIddwn4ugz5vqpzhn5cewhkw">
+            <w:hyperlink w:history="1" r:id="rIdpmoupe-8uwabp9m-y1h7b">
               <w:r>
                 <w:rPr>
                   <w:rFonts w:ascii="Arial" w:cs="Arial" w:eastAsia="Arial" w:hAnsi="Arial"/>
@@ -7111,7 +7111,7 @@
               <w:spacing w:after="10" w:before="0"/>
               <w:ind w:left="120"/>
             </w:pPr>
-            <w:hyperlink w:history="1" r:id="rIderraiaepwna2nassiwrq4">
+            <w:hyperlink w:history="1" r:id="rIdn7gouux-miwhku2l4oqx2">
               <w:r>
                 <w:rPr>
                   <w:rFonts w:ascii="Arial" w:cs="Arial" w:eastAsia="Arial" w:hAnsi="Arial"/>
@@ -7311,7 +7311,7 @@
             <w:pPr>
               <w:spacing w:after="20" w:before="0"/>
             </w:pPr>
-            <w:hyperlink w:history="1" r:id="rId2omuy5awkmauz17bopefs">
+            <w:hyperlink w:history="1" r:id="rIdldg7kettlbg3gtmvgpcpq">
               <w:r>
                 <w:rPr>
                   <w:rFonts w:ascii="Arial" w:cs="Arial" w:eastAsia="Arial" w:hAnsi="Arial"/>
@@ -7360,7 +7360,7 @@
               <w:spacing w:after="10" w:before="0"/>
               <w:ind w:left="120"/>
             </w:pPr>
-            <w:hyperlink w:history="1" r:id="rIdp8jrupxzgo7rwv14um-ff">
+            <w:hyperlink w:history="1" r:id="rIdj4plovlwlhja_78rm5s8m">
               <w:r>
                 <w:rPr>
                   <w:rFonts w:ascii="Arial" w:cs="Arial" w:eastAsia="Arial" w:hAnsi="Arial"/>
@@ -7405,7 +7405,7 @@
             <w:pPr>
               <w:spacing w:after="20" w:before="0"/>
             </w:pPr>
-            <w:hyperlink w:history="1" r:id="rIdkhasij-6jam3s9ed-wocy">
+            <w:hyperlink w:history="1" r:id="rIdg3aae11ulyiikdpqfdaeb">
               <w:r>
                 <w:rPr>
                   <w:rFonts w:ascii="Arial" w:cs="Arial" w:eastAsia="Arial" w:hAnsi="Arial"/>
@@ -7438,7 +7438,7 @@
               <w:spacing w:after="10" w:before="0"/>
               <w:ind w:left="120"/>
             </w:pPr>
-            <w:hyperlink w:history="1" r:id="rId7ydws0wy1bast6l8dxsc4">
+            <w:hyperlink w:history="1" r:id="rIdjghmxt3bkwozkbgnxtrb3">
               <w:r>
                 <w:rPr>
                   <w:rFonts w:ascii="Arial" w:cs="Arial" w:eastAsia="Arial" w:hAnsi="Arial"/>
@@ -7516,7 +7516,7 @@
               </w:rPr>
               <w:t xml:space="preserve">Say: 'Use your evidence, not your memory. State a claim, give the evidence from your table, and give your reasoning.' Provide the CER frame on the board: 'I claim ___ is ___. My evidence is the factors ___. This shows ___ because ___.' Run an Argue-From-Evidence round: ask 4 groups (cold-call) to present. Ask: 'Someone said all odd numbers are prime. Who has a counterexample?' WAIT TIME 15 seconds; expect 15, 45, 65 or 135. Ask: 'Someone said all prime numbers are odd. What does 2 say?' WAIT TIME 10 seconds. Ask: 'If Achieng had 17 cobs of maize, why would sharing equally among friends be impossible, but 12 eggs shared by 3 gives 4 each?' Press for the words 'factor' and 'exactly two factors'. Confirm the correct definitions only after learners have given them, and write the final rule on the board. </w:t>
             </w:r>
-            <w:ins w:id="9015" w:author="Claude (AI) - proposed" w:date="2026-10-15T12:57:30Z">
+            <w:ins w:id="9015" w:author="Claude (AI) - proposed" w:date="2026-10-18T00:30:40Z">
               <w:r>
                 <w:rPr>
                   <w:rFonts w:ascii="Arial" w:cs="Arial" w:eastAsia="Arial" w:hAnsi="Arial"/>
@@ -7666,7 +7666,7 @@
             <w:pPr>
               <w:spacing w:after="20" w:before="0"/>
             </w:pPr>
-            <w:hyperlink w:history="1" r:id="rId3bf5mnjk_wun3swi_e3iv">
+            <w:hyperlink w:history="1" r:id="rIdqyjxffi23skqutzwmb4su">
               <w:r>
                 <w:rPr>
                   <w:rFonts w:ascii="Arial" w:cs="Arial" w:eastAsia="Arial" w:hAnsi="Arial"/>
@@ -7715,7 +7715,7 @@
               <w:spacing w:after="10" w:before="0"/>
               <w:ind w:left="120"/>
             </w:pPr>
-            <w:hyperlink w:history="1" r:id="rIdqr-ot9-ewi8z1nc1ivzzl">
+            <w:hyperlink w:history="1" r:id="rIdz9gd_rbscktnnqu0dlt45">
               <w:r>
                 <w:rPr>
                   <w:rFonts w:ascii="Arial" w:cs="Arial" w:eastAsia="Arial" w:hAnsi="Arial"/>
@@ -7760,7 +7760,7 @@
             <w:pPr>
               <w:spacing w:after="20" w:before="0"/>
             </w:pPr>
-            <w:hyperlink w:history="1" r:id="rId_zxrxnlx6zbnnqifttuwh">
+            <w:hyperlink w:history="1" r:id="rIdhsfn4jam20hc2thjoshly">
               <w:r>
                 <w:rPr>
                   <w:rFonts w:ascii="Arial" w:cs="Arial" w:eastAsia="Arial" w:hAnsi="Arial"/>
@@ -7793,7 +7793,7 @@
               <w:spacing w:after="10" w:before="0"/>
               <w:ind w:left="120"/>
             </w:pPr>
-            <w:hyperlink w:history="1" r:id="rIdvrjmyb6xpyj0dfila7mcz">
+            <w:hyperlink w:history="1" r:id="rId237ddih33x3_blffrxhkb">
               <w:r>
                 <w:rPr>
                   <w:rFonts w:ascii="Arial" w:cs="Arial" w:eastAsia="Arial" w:hAnsi="Arial"/>
@@ -7993,7 +7993,7 @@
             <w:pPr>
               <w:spacing w:after="20" w:before="0"/>
             </w:pPr>
-            <w:hyperlink w:history="1" r:id="rIdtooq2bda_biq07euqfzsc">
+            <w:hyperlink w:history="1" r:id="rIdygf5qofjbol-rksl-bdrr">
               <w:r>
                 <w:rPr>
                   <w:rFonts w:ascii="Arial" w:cs="Arial" w:eastAsia="Arial" w:hAnsi="Arial"/>
@@ -8042,7 +8042,7 @@
               <w:spacing w:after="10" w:before="0"/>
               <w:ind w:left="120"/>
             </w:pPr>
-            <w:hyperlink w:history="1" r:id="rId4vjmocqygvsifg_krp0iv">
+            <w:hyperlink w:history="1" r:id="rIddt1tzs_ccpgjv-vffzm2t">
               <w:r>
                 <w:rPr>
                   <w:rFonts w:ascii="Arial" w:cs="Arial" w:eastAsia="Arial" w:hAnsi="Arial"/>
@@ -8087,7 +8087,7 @@
             <w:pPr>
               <w:spacing w:after="20" w:before="0"/>
             </w:pPr>
-            <w:hyperlink w:history="1" r:id="rIdqe83k5sxhjacstym5ebbh">
+            <w:hyperlink w:history="1" r:id="rIdvah10phtzoetc74z6d3_a">
               <w:r>
                 <w:rPr>
                   <w:rFonts w:ascii="Arial" w:cs="Arial" w:eastAsia="Arial" w:hAnsi="Arial"/>
@@ -8120,7 +8120,7 @@
               <w:spacing w:after="10" w:before="0"/>
               <w:ind w:left="120"/>
             </w:pPr>
-            <w:hyperlink w:history="1" r:id="rIdmyt49a2c0rsb_hbsxwing">
+            <w:hyperlink w:history="1" r:id="rIdn_1dd_dn0aqk7c8dhpk58">
               <w:r>
                 <w:rPr>
                   <w:rFonts w:ascii="Arial" w:cs="Arial" w:eastAsia="Arial" w:hAnsi="Arial"/>
@@ -8645,7 +8645,7 @@
         </w:rPr>
         <w:t xml:space="preserve">© 2026 SeaVuria and ARES. Aligned with KICD objectives. Developed by SeaVuria; technical implementation by ARES (with AI assistance from Claude). Licensed under </w:t>
       </w:r>
-      <w:hyperlink w:history="1" r:id="rIdux6vfdshtmtjsimrtkgms">
+      <w:hyperlink w:history="1" r:id="rIdjezry_ewnrstrgnkk9frw">
         <w:r>
           <w:rPr>
             <w:rFonts w:ascii="Arial" w:cs="Arial" w:eastAsia="Arial" w:hAnsi="Arial"/>
@@ -8666,7 +8666,7 @@
         </w:rPr>
         <w:t xml:space="preserve"> (</w:t>
       </w:r>
-      <w:hyperlink w:history="1" r:id="rIdbfj06swpets50xk2bn34x">
+      <w:hyperlink w:history="1" r:id="rIdbw0021g0t9msc_f3krowq">
         <w:r>
           <w:rPr>
             <w:rFonts w:ascii="Arial" w:cs="Arial" w:eastAsia="Arial" w:hAnsi="Arial"/>
@@ -9418,7 +9418,7 @@
               </w:rPr>
               <w:t xml:space="preserve">Back at the duka in Kisumu, Mzee Odhiambo weighs 1/2 kg of sugar and the tea sachet is tagged Ksh 22.50. Achieng's calculator shows 0.5 for 1/2, yet a friend's calculator shows 0.3333333 for 1/3 and seems never to stop. Learners predict which fractions have decimals that end, then use long division to convert 1/2, 1/4, 1/8, 1/3, 1/6, 1/7, 1/15 and 1/45 into decimals, sorting them into terminating and recurring. They then compare these with √2 = 1.41421356... and π = 3.14159265..., looking at the digits for any repeating block. They conclude that fractions and decimals are two ways of writing the same rational numbers (even 22.50 = 45/2 and 3 = 3/1), while √2 and π cannot be written as a/b because their decimals never end or repeat. Learners add new questions to the Driving Question Board, notably DQB 4 and DQB 5, and revise the unit model by splitting real numbers into rational and irrational.</w:t>
             </w:r>
-            <w:ins w:id="9016" w:author="Claude (AI) - proposed" w:date="2026-10-15T12:57:30Z">
+            <w:ins w:id="9016" w:author="Claude (AI) - proposed" w:date="2026-10-18T00:30:40Z">
               <w:r>
                 <w:rPr>
                   <w:rFonts w:ascii="Arial" w:cs="Arial" w:eastAsia="Arial" w:hAnsi="Arial"/>
@@ -9721,7 +9721,7 @@
             <w:pPr>
               <w:spacing w:after="20" w:before="0"/>
             </w:pPr>
-            <w:hyperlink w:history="1" r:id="rIdqzcmbgppa3ymi-mga51sm">
+            <w:hyperlink w:history="1" r:id="rIdakktreiq2lzibfstthecb">
               <w:r>
                 <w:rPr>
                   <w:rFonts w:ascii="Arial" w:cs="Arial" w:eastAsia="Arial" w:hAnsi="Arial"/>
@@ -9754,7 +9754,7 @@
               <w:spacing w:after="10" w:before="0"/>
               <w:ind w:left="120"/>
             </w:pPr>
-            <w:hyperlink w:history="1" r:id="rIdhjoc1dekcoidyjl5akisy">
+            <w:hyperlink w:history="1" r:id="rIdwcfaosfgnl8ycly-xlqtk">
               <w:r>
                 <w:rPr>
                   <w:rFonts w:ascii="Arial" w:cs="Arial" w:eastAsia="Arial" w:hAnsi="Arial"/>
@@ -9799,7 +9799,7 @@
             <w:pPr>
               <w:spacing w:after="20" w:before="0"/>
             </w:pPr>
-            <w:hyperlink w:history="1" r:id="rIdum0dvtiw3ilz3bg-_svuz">
+            <w:hyperlink w:history="1" r:id="rIdur39zmkpir3sy5zgunfmn">
               <w:r>
                 <w:rPr>
                   <w:rFonts w:ascii="Arial" w:cs="Arial" w:eastAsia="Arial" w:hAnsi="Arial"/>
@@ -9832,7 +9832,7 @@
               <w:spacing w:after="10" w:before="0"/>
               <w:ind w:left="120"/>
             </w:pPr>
-            <w:hyperlink w:history="1" r:id="rIdftup-hsjiobv70ni2ee3g">
+            <w:hyperlink w:history="1" r:id="rIdkjtuzon7blvcbsdbe0c9c">
               <w:r>
                 <w:rPr>
                   <w:rFonts w:ascii="Arial" w:cs="Arial" w:eastAsia="Arial" w:hAnsi="Arial"/>
@@ -10032,7 +10032,7 @@
             <w:pPr>
               <w:spacing w:after="20" w:before="0"/>
             </w:pPr>
-            <w:hyperlink w:history="1" r:id="rIdsfbyuzumib7-p3cv42xsk">
+            <w:hyperlink w:history="1" r:id="rIdgpbd0ycvxygrql4lf6bde">
               <w:r>
                 <w:rPr>
                   <w:rFonts w:ascii="Arial" w:cs="Arial" w:eastAsia="Arial" w:hAnsi="Arial"/>
@@ -10065,7 +10065,7 @@
               <w:spacing w:after="10" w:before="0"/>
               <w:ind w:left="120"/>
             </w:pPr>
-            <w:hyperlink w:history="1" r:id="rIdgrkum3ldxvxaeiz4o052m">
+            <w:hyperlink w:history="1" r:id="rIdqr3f-cmfbcpiiiyhpkxbd">
               <w:r>
                 <w:rPr>
                   <w:rFonts w:ascii="Arial" w:cs="Arial" w:eastAsia="Arial" w:hAnsi="Arial"/>
@@ -10110,7 +10110,7 @@
             <w:pPr>
               <w:spacing w:after="20" w:before="0"/>
             </w:pPr>
-            <w:hyperlink w:history="1" r:id="rId1wull4qlcojx5pcfn4r_f">
+            <w:hyperlink w:history="1" r:id="rIdltv-mksknhfgefuh8sxeq">
               <w:r>
                 <w:rPr>
                   <w:rFonts w:ascii="Arial" w:cs="Arial" w:eastAsia="Arial" w:hAnsi="Arial"/>
@@ -10143,7 +10143,7 @@
               <w:spacing w:after="10" w:before="0"/>
               <w:ind w:left="120"/>
             </w:pPr>
-            <w:hyperlink w:history="1" r:id="rId2gvzag7kzvvti4jhnngev">
+            <w:hyperlink w:history="1" r:id="rIdhrey3itu5lgdjyuvosc2v">
               <w:r>
                 <w:rPr>
                   <w:rFonts w:ascii="Arial" w:cs="Arial" w:eastAsia="Arial" w:hAnsi="Arial"/>
@@ -10343,7 +10343,7 @@
             <w:pPr>
               <w:spacing w:after="20" w:before="0"/>
             </w:pPr>
-            <w:hyperlink w:history="1" r:id="rId_xgbcp2lsfi2xi4a0rucc">
+            <w:hyperlink w:history="1" r:id="rIdxgsiqjbin5jidrx6mpvl_">
               <w:r>
                 <w:rPr>
                   <w:rFonts w:ascii="Arial" w:cs="Arial" w:eastAsia="Arial" w:hAnsi="Arial"/>
@@ -10376,7 +10376,7 @@
               <w:spacing w:after="10" w:before="0"/>
               <w:ind w:left="120"/>
             </w:pPr>
-            <w:hyperlink w:history="1" r:id="rIdo-arnsv0belgilxrcilsr">
+            <w:hyperlink w:history="1" r:id="rIdej8uifyjfdz_wjezzuc11">
               <w:r>
                 <w:rPr>
                   <w:rFonts w:ascii="Arial" w:cs="Arial" w:eastAsia="Arial" w:hAnsi="Arial"/>
@@ -10421,7 +10421,7 @@
             <w:pPr>
               <w:spacing w:after="20" w:before="0"/>
             </w:pPr>
-            <w:hyperlink w:history="1" r:id="rIdieadtwlqypqhpgox-0gzh">
+            <w:hyperlink w:history="1" r:id="rIdxwfl4_yl-k7yzzerv0sgv">
               <w:r>
                 <w:rPr>
                   <w:rFonts w:ascii="Arial" w:cs="Arial" w:eastAsia="Arial" w:hAnsi="Arial"/>
@@ -10454,7 +10454,7 @@
               <w:spacing w:after="10" w:before="0"/>
               <w:ind w:left="120"/>
             </w:pPr>
-            <w:hyperlink w:history="1" r:id="rIdfojnir15wzixfhrtktx6w">
+            <w:hyperlink w:history="1" r:id="rIdu_3l-ksketnlntimoex-t">
               <w:r>
                 <w:rPr>
                   <w:rFonts w:ascii="Arial" w:cs="Arial" w:eastAsia="Arial" w:hAnsi="Arial"/>
@@ -10654,7 +10654,7 @@
             <w:pPr>
               <w:spacing w:after="20" w:before="0"/>
             </w:pPr>
-            <w:hyperlink w:history="1" r:id="rIdy7-_ayidq2aa2hcxrsydq">
+            <w:hyperlink w:history="1" r:id="rIdgvj94letbabjzx46mmkiw">
               <w:r>
                 <w:rPr>
                   <w:rFonts w:ascii="Arial" w:cs="Arial" w:eastAsia="Arial" w:hAnsi="Arial"/>
@@ -10687,7 +10687,7 @@
               <w:spacing w:after="10" w:before="0"/>
               <w:ind w:left="120"/>
             </w:pPr>
-            <w:hyperlink w:history="1" r:id="rId5qqeyn0gy84edoc43fzck">
+            <w:hyperlink w:history="1" r:id="rIdl1zwh8yyd83ryslnerrmr">
               <w:r>
                 <w:rPr>
                   <w:rFonts w:ascii="Arial" w:cs="Arial" w:eastAsia="Arial" w:hAnsi="Arial"/>
@@ -10732,7 +10732,7 @@
             <w:pPr>
               <w:spacing w:after="20" w:before="0"/>
             </w:pPr>
-            <w:hyperlink w:history="1" r:id="rIdibnvg_6q61dykghh3rdfn">
+            <w:hyperlink w:history="1" r:id="rIdbkwrdlhoyg-libpae7ywf">
               <w:r>
                 <w:rPr>
                   <w:rFonts w:ascii="Arial" w:cs="Arial" w:eastAsia="Arial" w:hAnsi="Arial"/>
@@ -10765,7 +10765,7 @@
               <w:spacing w:after="10" w:before="0"/>
               <w:ind w:left="120"/>
             </w:pPr>
-            <w:hyperlink w:history="1" r:id="rIdont6crhon8ax0reogwwe1">
+            <w:hyperlink w:history="1" r:id="rId4-nnqwwlilt-jwfgoe8rv">
               <w:r>
                 <w:rPr>
                   <w:rFonts w:ascii="Arial" w:cs="Arial" w:eastAsia="Arial" w:hAnsi="Arial"/>
@@ -10843,7 +10843,7 @@
               </w:rPr>
               <w:t xml:space="preserve">Point to the board: 'Which of our questions did today's division help us answer? Which question is still bothering you?' Give WAIT TIME of 10-15 seconds, then cold-call 3 learners to place a sticky note and explain its position. Keep the numbering 1-8 unchanged and add new questions beside the original ones. Say: 'DQB 5 stays open; in the next lesson we will gather evidence using a square field.' Ask: 'Which new question connects to reciprocals (DQB 6)?' and </w:t>
             </w:r>
-            <w:del w:id="9017" w:author="Claude (AI) - proposed" w:date="2026-10-15T12:57:30Z">
+            <w:del w:id="9017" w:author="Claude (AI) - proposed" w:date="2026-10-18T00:30:40Z">
               <w:r>
                 <w:rPr>
                   <w:rFonts w:ascii="Arial" w:cs="Arial" w:eastAsia="Arial" w:hAnsi="Arial"/>
@@ -10858,7 +10858,7 @@
                 <w:delText xml:space="preserve">highlight</w:delText>
               </w:r>
             </w:del>
-            <w:ins w:id="9018" w:author="Claude (AI) - proposed" w:date="2026-10-15T12:57:30Z">
+            <w:ins w:id="9018" w:author="Claude (AI) - proposed" w:date="2026-10-18T00:30:40Z">
               <w:r>
                 <w:rPr>
                   <w:rFonts w:ascii="Arial" w:cs="Arial" w:eastAsia="Arial" w:hAnsi="Arial"/>
@@ -10886,7 +10886,7 @@
               </w:rPr>
               <w:t xml:space="preserve"> that 1/7 </w:t>
             </w:r>
-            <w:del w:id="9019" w:author="Claude (AI) - proposed" w:date="2026-10-15T12:57:30Z">
+            <w:del w:id="9019" w:author="Claude (AI) - proposed" w:date="2026-10-18T00:30:40Z">
               <w:r>
                 <w:rPr>
                   <w:rFonts w:ascii="Arial" w:cs="Arial" w:eastAsia="Arial" w:hAnsi="Arial"/>
@@ -10901,7 +10901,7 @@
                 <w:delText xml:space="preserve">is the reciprocal of 7</w:delText>
               </w:r>
             </w:del>
-            <w:ins w:id="9020" w:author="Claude (AI) - proposed" w:date="2026-10-15T12:57:30Z">
+            <w:ins w:id="9020" w:author="Claude (AI) - proposed" w:date="2026-10-18T00:30:40Z">
               <w:r>
                 <w:rPr>
                   <w:rFonts w:ascii="Arial" w:cs="Arial" w:eastAsia="Arial" w:hAnsi="Arial"/>
@@ -11051,7 +11051,7 @@
             <w:pPr>
               <w:spacing w:after="20" w:before="0"/>
             </w:pPr>
-            <w:hyperlink w:history="1" r:id="rIdblzpa32uyywl5wkh-0jzm">
+            <w:hyperlink w:history="1" r:id="rId5xecbwfoxbk61dyi1bnbm">
               <w:r>
                 <w:rPr>
                   <w:rFonts w:ascii="Arial" w:cs="Arial" w:eastAsia="Arial" w:hAnsi="Arial"/>
@@ -11084,7 +11084,7 @@
               <w:spacing w:after="10" w:before="0"/>
               <w:ind w:left="120"/>
             </w:pPr>
-            <w:hyperlink w:history="1" r:id="rIdoax3js0wiuvp7ih8xtzms">
+            <w:hyperlink w:history="1" r:id="rIdujcinmsbgqjyej0uf5dcm">
               <w:r>
                 <w:rPr>
                   <w:rFonts w:ascii="Arial" w:cs="Arial" w:eastAsia="Arial" w:hAnsi="Arial"/>
@@ -11129,7 +11129,7 @@
             <w:pPr>
               <w:spacing w:after="20" w:before="0"/>
             </w:pPr>
-            <w:hyperlink w:history="1" r:id="rIdjqoykjx89ou0zvgf7-grs">
+            <w:hyperlink w:history="1" r:id="rIdl1fpkumky9x_awunlu7mb">
               <w:r>
                 <w:rPr>
                   <w:rFonts w:ascii="Arial" w:cs="Arial" w:eastAsia="Arial" w:hAnsi="Arial"/>
@@ -11162,7 +11162,7 @@
               <w:spacing w:after="10" w:before="0"/>
               <w:ind w:left="120"/>
             </w:pPr>
-            <w:hyperlink w:history="1" r:id="rId1c8g-x6nn277oi4blie2o">
+            <w:hyperlink w:history="1" r:id="rId2jouwjk7plnz1_cc-r51h">
               <w:r>
                 <w:rPr>
                   <w:rFonts w:ascii="Arial" w:cs="Arial" w:eastAsia="Arial" w:hAnsi="Arial"/>
@@ -11687,7 +11687,7 @@
         </w:rPr>
         <w:t xml:space="preserve">© 2026 SeaVuria and ARES. Aligned with KICD objectives. Developed by SeaVuria; technical implementation by ARES (with AI assistance from Claude). Licensed under </w:t>
       </w:r>
-      <w:hyperlink w:history="1" r:id="rId9k51_xiweng0iiv8opono">
+      <w:hyperlink w:history="1" r:id="rIdybl7plbehxyyl-4ln20ym">
         <w:r>
           <w:rPr>
             <w:rFonts w:ascii="Arial" w:cs="Arial" w:eastAsia="Arial" w:hAnsi="Arial"/>
@@ -11708,7 +11708,7 @@
         </w:rPr>
         <w:t xml:space="preserve"> (</w:t>
       </w:r>
-      <w:hyperlink w:history="1" r:id="rIdgsrh4eqhwfpovderrgcnh">
+      <w:hyperlink w:history="1" r:id="rId9qr_t5jxaoluvhdgln-0n">
         <w:r>
           <w:rPr>
             <w:rFonts w:ascii="Arial" w:cs="Arial" w:eastAsia="Arial" w:hAnsi="Arial"/>
@@ -12460,7 +12460,7 @@
               </w:rPr>
               <w:t xml:space="preserve">Achieng's duka trip used whole numbers, fractions and decimals, and Ms. Wanjiku's class now asks whether every number in a shop or on a field can be written as a fraction. Learners imagine a square plot of area exactly 2 m² (a scale model on the school field). They predict whether its side can be measured exactly with a decimal. Using calculators, learners square 1.414, 1.4142 and 1.415 and find 1.999396, 1.99996164 and 2.002225. The side √2 lies between 1.4142 and 1.415, and no ending decimal squares to exactly 2. Groups (Lake Victoria, Kit Mikayi, Impala and Rift Valley) argue from evidence, explain why √2 goes on forever and never repeats, and then place the number types from the duka trip (3, 15, 1/2, 22.50, √2, π) on a real-number map. They add this to the DQB and the unit model.</w:t>
             </w:r>
-            <w:ins w:id="9021" w:author="Claude (AI) - proposed" w:date="2026-10-15T12:57:30Z">
+            <w:ins w:id="9021" w:author="Claude (AI) - proposed" w:date="2026-10-18T00:30:40Z">
               <w:r>
                 <w:rPr>
                   <w:rFonts w:ascii="Arial" w:cs="Arial" w:eastAsia="Arial" w:hAnsi="Arial"/>
@@ -12763,7 +12763,7 @@
             <w:pPr>
               <w:spacing w:after="20" w:before="0"/>
             </w:pPr>
-            <w:hyperlink w:history="1" r:id="rIdvzzxfum4s56hapdziiuha">
+            <w:hyperlink w:history="1" r:id="rIdhywmdjbapb7rnfr4hxbw6">
               <w:r>
                 <w:rPr>
                   <w:rFonts w:ascii="Arial" w:cs="Arial" w:eastAsia="Arial" w:hAnsi="Arial"/>
@@ -12796,7 +12796,7 @@
               <w:spacing w:after="10" w:before="0"/>
               <w:ind w:left="120"/>
             </w:pPr>
-            <w:hyperlink w:history="1" r:id="rIdk7jmb2wiovhoi7dg5tnhz">
+            <w:hyperlink w:history="1" r:id="rIdq740zpldkmrl3at8kk6py">
               <w:r>
                 <w:rPr>
                   <w:rFonts w:ascii="Arial" w:cs="Arial" w:eastAsia="Arial" w:hAnsi="Arial"/>
@@ -12841,7 +12841,7 @@
             <w:pPr>
               <w:spacing w:after="20" w:before="0"/>
             </w:pPr>
-            <w:hyperlink w:history="1" r:id="rIdlz48pliilnlerrrvotdb2">
+            <w:hyperlink w:history="1" r:id="rIdyacaw7lbuy5xse1io8jrv">
               <w:r>
                 <w:rPr>
                   <w:rFonts w:ascii="Arial" w:cs="Arial" w:eastAsia="Arial" w:hAnsi="Arial"/>
@@ -12874,7 +12874,7 @@
               <w:spacing w:after="10" w:before="0"/>
               <w:ind w:left="120"/>
             </w:pPr>
-            <w:hyperlink w:history="1" r:id="rIdpcynd4rv_qdiwcg7ahtox">
+            <w:hyperlink w:history="1" r:id="rIdnxozqe7extupc_9rqrkvn">
               <w:r>
                 <w:rPr>
                   <w:rFonts w:ascii="Arial" w:cs="Arial" w:eastAsia="Arial" w:hAnsi="Arial"/>
@@ -13074,7 +13074,7 @@
             <w:pPr>
               <w:spacing w:after="20" w:before="0"/>
             </w:pPr>
-            <w:hyperlink w:history="1" r:id="rId4hznakjypkv2hzrcqemj8">
+            <w:hyperlink w:history="1" r:id="rIdpso9ydqqfkk5jyte_mgwq">
               <w:r>
                 <w:rPr>
                   <w:rFonts w:ascii="Arial" w:cs="Arial" w:eastAsia="Arial" w:hAnsi="Arial"/>
@@ -13107,7 +13107,7 @@
               <w:spacing w:after="10" w:before="0"/>
               <w:ind w:left="120"/>
             </w:pPr>
-            <w:hyperlink w:history="1" r:id="rIdveaiirzlkfkwjhfakv9vd">
+            <w:hyperlink w:history="1" r:id="rIdl_topipuon4n-kg2j1wbn">
               <w:r>
                 <w:rPr>
                   <w:rFonts w:ascii="Arial" w:cs="Arial" w:eastAsia="Arial" w:hAnsi="Arial"/>
@@ -13152,7 +13152,7 @@
             <w:pPr>
               <w:spacing w:after="20" w:before="0"/>
             </w:pPr>
-            <w:hyperlink w:history="1" r:id="rIdcx8fcmtfm2ycspgyvtxcp">
+            <w:hyperlink w:history="1" r:id="rIdil9bmqla7dqnwpgz_ntcz">
               <w:r>
                 <w:rPr>
                   <w:rFonts w:ascii="Arial" w:cs="Arial" w:eastAsia="Arial" w:hAnsi="Arial"/>
@@ -13185,7 +13185,7 @@
               <w:spacing w:after="10" w:before="0"/>
               <w:ind w:left="120"/>
             </w:pPr>
-            <w:hyperlink w:history="1" r:id="rIdeuqgyptburv0wk6a8ltpk">
+            <w:hyperlink w:history="1" r:id="rIdg5zkvhcn7ajti2tdj7-jh">
               <w:r>
                 <w:rPr>
                   <w:rFonts w:ascii="Arial" w:cs="Arial" w:eastAsia="Arial" w:hAnsi="Arial"/>
@@ -13217,7 +13217,7 @@
               <w:spacing w:after="40" w:before="0"/>
               <w:jc w:val="left"/>
             </w:pPr>
-            <w:del w:id="9022" w:author="Claude (AI) - proposed" w:date="2026-10-15T12:57:30Z">
+            <w:del w:id="9022" w:author="Claude (AI) - proposed" w:date="2026-10-18T00:30:40Z">
               <w:r>
                 <w:rPr>
                   <w:rFonts w:ascii="Arial" w:cs="Arial" w:eastAsia="Arial" w:hAnsi="Arial"/>
@@ -13232,7 +13232,7 @@
                 <w:delText xml:space="preserve">Learners go out to the school field, where the</w:delText>
               </w:r>
             </w:del>
-            <w:ins w:id="9023" w:author="Claude (AI) - proposed" w:date="2026-10-15T12:57:30Z">
+            <w:ins w:id="9023" w:author="Claude (AI) - proposed" w:date="2026-10-18T00:30:40Z">
               <w:r>
                 <w:rPr>
                   <w:rFonts w:ascii="Arial" w:cs="Arial" w:eastAsia="Arial" w:hAnsi="Arial"/>
@@ -13260,7 +13260,7 @@
               </w:rPr>
               <w:t xml:space="preserve"> teacher has marked a square plot of area 2 m² </w:t>
             </w:r>
-            <w:del w:id="9024" w:author="Claude (AI) - proposed" w:date="2026-10-15T12:57:30Z">
+            <w:del w:id="9024" w:author="Claude (AI) - proposed" w:date="2026-10-18T00:30:40Z">
               <w:r>
                 <w:rPr>
                   <w:rFonts w:ascii="Arial" w:cs="Arial" w:eastAsia="Arial" w:hAnsi="Arial"/>
@@ -13288,7 +13288,7 @@
               </w:rPr>
               <w:t xml:space="preserve">with string and pegs</w:t>
             </w:r>
-            <w:ins w:id="9025" w:author="Claude (AI) - proposed" w:date="2026-10-15T12:57:30Z">
+            <w:ins w:id="9025" w:author="Claude (AI) - proposed" w:date="2026-10-18T00:30:40Z">
               <w:r>
                 <w:rPr>
                   <w:rFonts w:ascii="Arial" w:cs="Arial" w:eastAsia="Arial" w:hAnsi="Arial"/>
@@ -13349,7 +13349,7 @@
               </w:rPr>
               <w:t xml:space="preserve">Before going out, say: 'Calculators are shared tools. Hold them with both hands and keep them away from the edge of the desk.' (Responsibility value). </w:t>
             </w:r>
-            <w:del w:id="9026" w:author="Claude (AI) - proposed" w:date="2026-10-15T12:57:30Z">
+            <w:del w:id="9026" w:author="Claude (AI) - proposed" w:date="2026-10-18T00:30:40Z">
               <w:r>
                 <w:rPr>
                   <w:rFonts w:ascii="Arial" w:cs="Arial" w:eastAsia="Arial" w:hAnsi="Arial"/>
@@ -13364,7 +13364,7 @@
                 <w:delText xml:space="preserve">On the field</w:delText>
               </w:r>
             </w:del>
-            <w:ins w:id="9027" w:author="Claude (AI) - proposed" w:date="2026-10-15T12:57:30Z">
+            <w:ins w:id="9027" w:author="Claude (AI) - proposed" w:date="2026-10-18T00:30:40Z">
               <w:r>
                 <w:rPr>
                   <w:rFonts w:ascii="Arial" w:cs="Arial" w:eastAsia="Arial" w:hAnsi="Arial"/>
@@ -13514,7 +13514,7 @@
             <w:pPr>
               <w:spacing w:after="20" w:before="0"/>
             </w:pPr>
-            <w:hyperlink w:history="1" r:id="rIduolt00trseueacwrhsc8a">
+            <w:hyperlink w:history="1" r:id="rIdanzpr4be4elef2jeg_4p6">
               <w:r>
                 <w:rPr>
                   <w:rFonts w:ascii="Arial" w:cs="Arial" w:eastAsia="Arial" w:hAnsi="Arial"/>
@@ -13547,7 +13547,7 @@
               <w:spacing w:after="10" w:before="0"/>
               <w:ind w:left="120"/>
             </w:pPr>
-            <w:hyperlink w:history="1" r:id="rIdzqqh5eokkiqgax_mwfav_">
+            <w:hyperlink w:history="1" r:id="rIddaogosyxansfpgn2d81hi">
               <w:r>
                 <w:rPr>
                   <w:rFonts w:ascii="Arial" w:cs="Arial" w:eastAsia="Arial" w:hAnsi="Arial"/>
@@ -13592,7 +13592,7 @@
             <w:pPr>
               <w:spacing w:after="20" w:before="0"/>
             </w:pPr>
-            <w:hyperlink w:history="1" r:id="rIdygytwsqkr-kcrs1gytw0_">
+            <w:hyperlink w:history="1" r:id="rIdebehml9m4mwjipgn1agqt">
               <w:r>
                 <w:rPr>
                   <w:rFonts w:ascii="Arial" w:cs="Arial" w:eastAsia="Arial" w:hAnsi="Arial"/>
@@ -13625,7 +13625,7 @@
               <w:spacing w:after="10" w:before="0"/>
               <w:ind w:left="120"/>
             </w:pPr>
-            <w:hyperlink w:history="1" r:id="rIdijd8quubyajdnqvcdtbro">
+            <w:hyperlink w:history="1" r:id="rIdsphkgyfe3c4mt-rzfvnl2">
               <w:r>
                 <w:rPr>
                   <w:rFonts w:ascii="Arial" w:cs="Arial" w:eastAsia="Arial" w:hAnsi="Arial"/>
@@ -13703,7 +13703,7 @@
               </w:rPr>
               <w:t xml:space="preserve">Say: 'You are scientists reporting to the farmer in Kisumu. Make a claim and back it with evidence from our table.' Provide sentence starters: 'Our claim is… Our evidence is… This shows that…'. Give WAIT TIME of 10-15 seconds after each question. Cold-call 3 groups to present, then ask the rest: 'Who can add evidence or challenge this?' (2 challengers). Press with: 'Someone says if we keep adding decimal places we will finally reach exactly 2. What would you say?' Guide learners to see that each ending decimal squares to a number that ends in a non-zero last digit, so it can never be exactly 2 (for example 1.4142 squared gives 1.99996164). Ask: 'Where does 22.50 go? Where does 1/2 go?' Clarify that rational means written as a/b with b ≠ 0, so terminating and recurring decimals are rational, and that rational and irrational numbers together are the real numbers. Do not give the proof</w:t>
             </w:r>
-            <w:del w:id="9028" w:author="Claude (AI) - proposed" w:date="2026-10-15T12:57:30Z">
+            <w:del w:id="9028" w:author="Claude (AI) - proposed" w:date="2026-10-18T00:30:40Z">
               <w:r>
                 <w:rPr>
                   <w:rFonts w:ascii="Arial" w:cs="Arial" w:eastAsia="Arial" w:hAnsi="Arial"/>
@@ -13718,7 +13718,7 @@
                 <w:delText xml:space="preserve">; say that the formal proof</w:delText>
               </w:r>
             </w:del>
-            <w:ins w:id="9029" w:author="Claude (AI) - proposed" w:date="2026-10-15T12:57:30Z">
+            <w:ins w:id="9029" w:author="Claude (AI) - proposed" w:date="2026-10-18T00:30:40Z">
               <w:r>
                 <w:rPr>
                   <w:rFonts w:ascii="Arial" w:cs="Arial" w:eastAsia="Arial" w:hAnsi="Arial"/>
@@ -13746,7 +13746,7 @@
               </w:rPr>
               <w:t xml:space="preserve"> comes in later years.</w:t>
             </w:r>
-            <w:ins w:id="9030" w:author="Claude (AI) - proposed" w:date="2026-10-15T12:57:30Z">
+            <w:ins w:id="9030" w:author="Claude (AI) - proposed" w:date="2026-10-18T00:30:40Z">
               <w:r>
                 <w:rPr>
                   <w:rFonts w:ascii="Arial" w:cs="Arial" w:eastAsia="Arial" w:hAnsi="Arial"/>
@@ -13883,7 +13883,7 @@
             <w:pPr>
               <w:spacing w:after="20" w:before="0"/>
             </w:pPr>
-            <w:hyperlink w:history="1" r:id="rIdp82abtc79vd2de8uevjqc">
+            <w:hyperlink w:history="1" r:id="rIdhucv0mdosnx28jdfsc77z">
               <w:r>
                 <w:rPr>
                   <w:rFonts w:ascii="Arial" w:cs="Arial" w:eastAsia="Arial" w:hAnsi="Arial"/>
@@ -13916,7 +13916,7 @@
               <w:spacing w:after="10" w:before="0"/>
               <w:ind w:left="120"/>
             </w:pPr>
-            <w:hyperlink w:history="1" r:id="rId2xeo8dwubnoyot78-t-th">
+            <w:hyperlink w:history="1" r:id="rIdgndjnku0_vact3eaiy2e0">
               <w:r>
                 <w:rPr>
                   <w:rFonts w:ascii="Arial" w:cs="Arial" w:eastAsia="Arial" w:hAnsi="Arial"/>
@@ -13961,7 +13961,7 @@
             <w:pPr>
               <w:spacing w:after="20" w:before="0"/>
             </w:pPr>
-            <w:hyperlink w:history="1" r:id="rIdeafwdirogdl9g6yslyupc">
+            <w:hyperlink w:history="1" r:id="rIdnqq21igr3nnnsemnaoslv">
               <w:r>
                 <w:rPr>
                   <w:rFonts w:ascii="Arial" w:cs="Arial" w:eastAsia="Arial" w:hAnsi="Arial"/>
@@ -13994,7 +13994,7 @@
               <w:spacing w:after="10" w:before="0"/>
               <w:ind w:left="120"/>
             </w:pPr>
-            <w:hyperlink w:history="1" r:id="rIdhjau1gnpjes6di2cgaavq">
+            <w:hyperlink w:history="1" r:id="rIdcc0a9a-qjfy0xophuifx0">
               <w:r>
                 <w:rPr>
                   <w:rFonts w:ascii="Arial" w:cs="Arial" w:eastAsia="Arial" w:hAnsi="Arial"/>
@@ -14194,7 +14194,7 @@
             <w:pPr>
               <w:spacing w:after="20" w:before="0"/>
             </w:pPr>
-            <w:hyperlink w:history="1" r:id="rIdwmivsct1qyf0lo3rerzy-">
+            <w:hyperlink w:history="1" r:id="rIdlblhbs0qewy2e1nwlg6ct">
               <w:r>
                 <w:rPr>
                   <w:rFonts w:ascii="Arial" w:cs="Arial" w:eastAsia="Arial" w:hAnsi="Arial"/>
@@ -14227,7 +14227,7 @@
               <w:spacing w:after="10" w:before="0"/>
               <w:ind w:left="120"/>
             </w:pPr>
-            <w:hyperlink w:history="1" r:id="rIdlmvesqppbtixw49d2ajo5">
+            <w:hyperlink w:history="1" r:id="rIdzmcalflkjxyhitwyl7y4a">
               <w:r>
                 <w:rPr>
                   <w:rFonts w:ascii="Arial" w:cs="Arial" w:eastAsia="Arial" w:hAnsi="Arial"/>
@@ -14272,7 +14272,7 @@
             <w:pPr>
               <w:spacing w:after="20" w:before="0"/>
             </w:pPr>
-            <w:hyperlink w:history="1" r:id="rId_0r-f5_in_ifeynpo0k4p">
+            <w:hyperlink w:history="1" r:id="rIdg_v9irgul-0stjjz4ssi9">
               <w:r>
                 <w:rPr>
                   <w:rFonts w:ascii="Arial" w:cs="Arial" w:eastAsia="Arial" w:hAnsi="Arial"/>
@@ -14305,7 +14305,7 @@
               <w:spacing w:after="10" w:before="0"/>
               <w:ind w:left="120"/>
             </w:pPr>
-            <w:hyperlink w:history="1" r:id="rIdonsrm4qubai38pz6mkop8">
+            <w:hyperlink w:history="1" r:id="rId6bgbedpih1pd5ducvfkfo">
               <w:r>
                 <w:rPr>
                   <w:rFonts w:ascii="Arial" w:cs="Arial" w:eastAsia="Arial" w:hAnsi="Arial"/>
@@ -14742,7 +14742,7 @@
               </w:rPr>
               <w:t xml:space="preserve">No decimal that ends can square to exactly 2, and </w:t>
             </w:r>
-            <w:del w:id="9031" w:author="Claude (AI) - proposed" w:date="2026-10-15T12:57:30Z">
+            <w:del w:id="9031" w:author="Claude (AI) - proposed" w:date="2026-10-18T00:30:40Z">
               <w:r>
                 <w:rPr>
                   <w:rFonts w:ascii="Arial" w:cs="Arial" w:eastAsia="Arial" w:hAnsi="Arial"/>
@@ -14757,7 +14757,7 @@
                 <w:delText xml:space="preserve">√2 has</w:delText>
               </w:r>
             </w:del>
-            <w:ins w:id="9032" w:author="Claude (AI) - proposed" w:date="2026-10-15T12:57:30Z">
+            <w:ins w:id="9032" w:author="Claude (AI) - proposed" w:date="2026-10-18T00:30:40Z">
               <w:r>
                 <w:rPr>
                   <w:rFonts w:ascii="Arial" w:cs="Arial" w:eastAsia="Arial" w:hAnsi="Arial"/>
@@ -14785,7 +14785,7 @@
               </w:rPr>
               <w:t xml:space="preserve"> no repeating block</w:t>
             </w:r>
-            <w:del w:id="9033" w:author="Claude (AI) - proposed" w:date="2026-10-15T12:57:30Z">
+            <w:del w:id="9033" w:author="Claude (AI) - proposed" w:date="2026-10-18T00:30:40Z">
               <w:r>
                 <w:rPr>
                   <w:rFonts w:ascii="Arial" w:cs="Arial" w:eastAsia="Arial" w:hAnsi="Arial"/>
@@ -14800,7 +14800,7 @@
                 <w:delText xml:space="preserve">, so</w:delText>
               </w:r>
             </w:del>
-            <w:ins w:id="9034" w:author="Claude (AI) - proposed" w:date="2026-10-15T12:57:30Z">
+            <w:ins w:id="9034" w:author="Claude (AI) - proposed" w:date="2026-10-18T00:30:40Z">
               <w:r>
                 <w:rPr>
                   <w:rFonts w:ascii="Arial" w:cs="Arial" w:eastAsia="Arial" w:hAnsi="Arial"/>
@@ -14828,7 +14828,7 @@
               </w:rPr>
               <w:t xml:space="preserve"> √2 cannot be written as a fraction a/b</w:t>
             </w:r>
-            <w:del w:id="9035" w:author="Claude (AI) - proposed" w:date="2026-10-15T12:57:30Z">
+            <w:del w:id="9035" w:author="Claude (AI) - proposed" w:date="2026-10-18T00:30:40Z">
               <w:r>
                 <w:rPr>
                   <w:rFonts w:ascii="Arial" w:cs="Arial" w:eastAsia="Arial" w:hAnsi="Arial"/>
@@ -14843,7 +14843,7 @@
                 <w:delText xml:space="preserve">:</w:delText>
               </w:r>
             </w:del>
-            <w:ins w:id="9036" w:author="Claude (AI) - proposed" w:date="2026-10-15T12:57:30Z">
+            <w:ins w:id="9036" w:author="Claude (AI) - proposed" w:date="2026-10-18T00:30:40Z">
               <w:r>
                 <w:rPr>
                   <w:rFonts w:ascii="Arial" w:cs="Arial" w:eastAsia="Arial" w:hAnsi="Arial"/>
@@ -14871,7 +14871,7 @@
               </w:rPr>
               <w:t xml:space="preserve"> it is an irrational number</w:t>
             </w:r>
-            <w:ins w:id="9037" w:author="Claude (AI) - proposed" w:date="2026-10-15T12:57:30Z">
+            <w:ins w:id="9037" w:author="Claude (AI) - proposed" w:date="2026-10-18T00:30:40Z">
               <w:r>
                 <w:rPr>
                   <w:rFonts w:ascii="Arial" w:cs="Arial" w:eastAsia="Arial" w:hAnsi="Arial"/>
@@ -14987,7 +14987,7 @@
         </w:rPr>
         <w:t xml:space="preserve">© 2026 SeaVuria and ARES. Aligned with KICD objectives. Developed by SeaVuria; technical implementation by ARES (with AI assistance from Claude). Licensed under </w:t>
       </w:r>
-      <w:hyperlink w:history="1" r:id="rIdageoiheof1m1iqrkaihig">
+      <w:hyperlink w:history="1" r:id="rIdd2pqpbwmq3eaipq6wl79x">
         <w:r>
           <w:rPr>
             <w:rFonts w:ascii="Arial" w:cs="Arial" w:eastAsia="Arial" w:hAnsi="Arial"/>
@@ -15008,7 +15008,7 @@
         </w:rPr>
         <w:t xml:space="preserve"> (</w:t>
       </w:r>
-      <w:hyperlink w:history="1" r:id="rIdcja3vpycpscnjtt065_2z">
+      <w:hyperlink w:history="1" r:id="rIdsoh8sydkideloivknqwd6">
         <w:r>
           <w:rPr>
             <w:rFonts w:ascii="Arial" w:cs="Arial" w:eastAsia="Arial" w:hAnsi="Arial"/>
@@ -15760,7 +15760,7 @@
               </w:rPr>
               <w:t xml:space="preserve">Achieng's mother asks, 'If 6 mandazi cost Ksh 90, what does one cost?' Mzee Odhiambo says the unit price is Ksh 15. Learners first predict what happens if we share Ksh 1 or 1 whole among n people. They then work in groups to find 1 ÷ n for 2, 4, 8, 6, 15, 45, 1/2 and 2.5 using long division (building on Lesson 3's fraction-to-decimal division), and multiply each answer back by n to see that the product is always 1. They link the pattern to unit price: 90 ÷ 6 = 90 × 1/6 = Ksh 15. The lesson ends by adding DQB question 6 evidence and revising the unit model with a new branch: reciprocals.</w:t>
             </w:r>
-            <w:ins w:id="9038" w:author="Claude (AI) - proposed" w:date="2026-10-15T12:57:30Z">
+            <w:ins w:id="9038" w:author="Claude (AI) - proposed" w:date="2026-10-18T00:30:40Z">
               <w:r>
                 <w:rPr>
                   <w:rFonts w:ascii="Arial" w:cs="Arial" w:eastAsia="Arial" w:hAnsi="Arial"/>
@@ -16063,7 +16063,7 @@
             <w:pPr>
               <w:spacing w:after="20" w:before="0"/>
             </w:pPr>
-            <w:hyperlink w:history="1" r:id="rIdyewcflayr97emgpob2ilj">
+            <w:hyperlink w:history="1" r:id="rIdjgsrwdkzg0dhywtbtqlqz">
               <w:r>
                 <w:rPr>
                   <w:rFonts w:ascii="Arial" w:cs="Arial" w:eastAsia="Arial" w:hAnsi="Arial"/>
@@ -16096,7 +16096,7 @@
               <w:spacing w:after="10" w:before="0"/>
               <w:ind w:left="120"/>
             </w:pPr>
-            <w:hyperlink w:history="1" r:id="rIdgtfra3dglxpz89vicxckm">
+            <w:hyperlink w:history="1" r:id="rIdjg3cwzhvztik2xkfloh4m">
               <w:r>
                 <w:rPr>
                   <w:rFonts w:ascii="Arial" w:cs="Arial" w:eastAsia="Arial" w:hAnsi="Arial"/>
@@ -16141,7 +16141,7 @@
             <w:pPr>
               <w:spacing w:after="20" w:before="0"/>
             </w:pPr>
-            <w:hyperlink w:history="1" r:id="rIdx7e8v-dleu0ijmfgmczbk">
+            <w:hyperlink w:history="1" r:id="rIdpder5xqgaq_eblr_kx2sw">
               <w:r>
                 <w:rPr>
                   <w:rFonts w:ascii="Arial" w:cs="Arial" w:eastAsia="Arial" w:hAnsi="Arial"/>
@@ -16174,7 +16174,7 @@
               <w:spacing w:after="10" w:before="0"/>
               <w:ind w:left="120"/>
             </w:pPr>
-            <w:hyperlink w:history="1" r:id="rIdihe06mx6rfvb9mgmn5nmd">
+            <w:hyperlink w:history="1" r:id="rId2ptihnluxf9loh0dzaigj">
               <w:r>
                 <w:rPr>
                   <w:rFonts w:ascii="Arial" w:cs="Arial" w:eastAsia="Arial" w:hAnsi="Arial"/>
@@ -16374,7 +16374,7 @@
             <w:pPr>
               <w:spacing w:after="20" w:before="0"/>
             </w:pPr>
-            <w:hyperlink w:history="1" r:id="rIduln88e5ngrp9t_mmdw73m">
+            <w:hyperlink w:history="1" r:id="rIdzw1sveai6mhuajezg3v0f">
               <w:r>
                 <w:rPr>
                   <w:rFonts w:ascii="Arial" w:cs="Arial" w:eastAsia="Arial" w:hAnsi="Arial"/>
@@ -16407,7 +16407,7 @@
               <w:spacing w:after="10" w:before="0"/>
               <w:ind w:left="120"/>
             </w:pPr>
-            <w:hyperlink w:history="1" r:id="rIdkv9vh7c7tyblaktgb3t0g">
+            <w:hyperlink w:history="1" r:id="rIdawnxfvxvu3il4vum28_he">
               <w:r>
                 <w:rPr>
                   <w:rFonts w:ascii="Arial" w:cs="Arial" w:eastAsia="Arial" w:hAnsi="Arial"/>
@@ -16452,7 +16452,7 @@
             <w:pPr>
               <w:spacing w:after="20" w:before="0"/>
             </w:pPr>
-            <w:hyperlink w:history="1" r:id="rIdt7ezhdv1drxnxqmzbi2e7">
+            <w:hyperlink w:history="1" r:id="rIdlxeiofaxti_do2n2enfu6">
               <w:r>
                 <w:rPr>
                   <w:rFonts w:ascii="Arial" w:cs="Arial" w:eastAsia="Arial" w:hAnsi="Arial"/>
@@ -16485,7 +16485,7 @@
               <w:spacing w:after="10" w:before="0"/>
               <w:ind w:left="120"/>
             </w:pPr>
-            <w:hyperlink w:history="1" r:id="rIdjqcxw4mpgm3h0mjfr6rqw">
+            <w:hyperlink w:history="1" r:id="rIdd8ypufq9e7u7zwe-bfqo7">
               <w:r>
                 <w:rPr>
                   <w:rFonts w:ascii="Arial" w:cs="Arial" w:eastAsia="Arial" w:hAnsi="Arial"/>
@@ -16530,7 +16530,7 @@
               </w:rPr>
               <w:t xml:space="preserve">In groups of four, learners complete the Reciprocal Evidence Table with long division of 1 by n: for each n they write 1 ÷ n and then check n × (1 ÷ n). Rows: n = 2 → 0.5; 4 → 0.25; 8 → 0.125; 6 → 0.1667</w:t>
             </w:r>
-            <w:del w:id="9039" w:author="Claude (AI) - proposed" w:date="2026-10-15T12:57:30Z">
+            <w:del w:id="9039" w:author="Claude (AI) - proposed" w:date="2026-10-18T00:30:40Z">
               <w:r>
                 <w:rPr>
                   <w:rFonts w:ascii="Arial" w:cs="Arial" w:eastAsia="Arial" w:hAnsi="Arial"/>
@@ -16558,7 +16558,7 @@
               </w:rPr>
               <w:t xml:space="preserve">; 15 → 0.</w:t>
             </w:r>
-            <w:del w:id="9040" w:author="Claude (AI) - proposed" w:date="2026-10-15T12:57:30Z">
+            <w:del w:id="9040" w:author="Claude (AI) - proposed" w:date="2026-10-18T00:30:40Z">
               <w:r>
                 <w:rPr>
                   <w:rFonts w:ascii="Arial" w:cs="Arial" w:eastAsia="Arial" w:hAnsi="Arial"/>
@@ -16573,7 +16573,7 @@
                 <w:delText xml:space="preserve">0667 (4 d.p.)</w:delText>
               </w:r>
             </w:del>
-            <w:ins w:id="9041" w:author="Claude (AI) - proposed" w:date="2026-10-15T12:57:30Z">
+            <w:ins w:id="9041" w:author="Claude (AI) - proposed" w:date="2026-10-18T00:30:40Z">
               <w:r>
                 <w:rPr>
                   <w:rFonts w:ascii="Arial" w:cs="Arial" w:eastAsia="Arial" w:hAnsi="Arial"/>
@@ -16601,7 +16601,7 @@
               </w:rPr>
               <w:t xml:space="preserve">; 45 → 0.02222 (</w:t>
             </w:r>
-            <w:del w:id="9042" w:author="Claude (AI) - proposed" w:date="2026-10-15T12:57:30Z">
+            <w:del w:id="9042" w:author="Claude (AI) - proposed" w:date="2026-10-18T00:30:40Z">
               <w:r>
                 <w:rPr>
                   <w:rFonts w:ascii="Arial" w:cs="Arial" w:eastAsia="Arial" w:hAnsi="Arial"/>
@@ -16616,7 +16616,7 @@
                 <w:delText xml:space="preserve">4 s.f</w:delText>
               </w:r>
             </w:del>
-            <w:ins w:id="9043" w:author="Claude (AI) - proposed" w:date="2026-10-15T12:57:30Z">
+            <w:ins w:id="9043" w:author="Claude (AI) - proposed" w:date="2026-10-18T00:30:40Z">
               <w:r>
                 <w:rPr>
                   <w:rFonts w:ascii="Arial" w:cs="Arial" w:eastAsia="Arial" w:hAnsi="Arial"/>
@@ -16743,7 +16743,7 @@
               </w:rPr>
               <w:t xml:space="preserve">Observable indicators: correct long division set-up for 1 ÷ 6 and 1 ÷ 45 (adding zeros after the decimal point); correct rounding to 4 </w:t>
             </w:r>
-            <w:del w:id="9044" w:author="Claude (AI) - proposed" w:date="2026-10-15T12:57:30Z">
+            <w:del w:id="9044" w:author="Claude (AI) - proposed" w:date="2026-10-18T00:30:40Z">
               <w:r>
                 <w:rPr>
                   <w:rFonts w:ascii="Arial" w:cs="Arial" w:eastAsia="Arial" w:hAnsi="Arial"/>
@@ -16758,7 +16758,7 @@
                 <w:delText xml:space="preserve">d.p. or 4 s.f.</w:delText>
               </w:r>
             </w:del>
-            <w:ins w:id="9045" w:author="Claude (AI) - proposed" w:date="2026-10-15T12:57:30Z">
+            <w:ins w:id="9045" w:author="Claude (AI) - proposed" w:date="2026-10-18T00:30:40Z">
               <w:r>
                 <w:rPr>
                   <w:rFonts w:ascii="Arial" w:cs="Arial" w:eastAsia="Arial" w:hAnsi="Arial"/>
@@ -16842,7 +16842,7 @@
             <w:pPr>
               <w:spacing w:after="20" w:before="0"/>
             </w:pPr>
-            <w:hyperlink w:history="1" r:id="rIddfhr-6n7ir8mubo410aji">
+            <w:hyperlink w:history="1" r:id="rIdhsoawhvsojvkgufl1rgjp">
               <w:r>
                 <w:rPr>
                   <w:rFonts w:ascii="Arial" w:cs="Arial" w:eastAsia="Arial" w:hAnsi="Arial"/>
@@ -16891,7 +16891,7 @@
               <w:spacing w:after="10" w:before="0"/>
               <w:ind w:left="120"/>
             </w:pPr>
-            <w:hyperlink w:history="1" r:id="rIdsuiomxztv0klzz5rpca_v">
+            <w:hyperlink w:history="1" r:id="rIdr1igfewjt2mccdnmvofzh">
               <w:r>
                 <w:rPr>
                   <w:rFonts w:ascii="Arial" w:cs="Arial" w:eastAsia="Arial" w:hAnsi="Arial"/>
@@ -16936,7 +16936,7 @@
             <w:pPr>
               <w:spacing w:after="20" w:before="0"/>
             </w:pPr>
-            <w:hyperlink w:history="1" r:id="rIdlvmua3ebfdynhcu9yc_jm">
+            <w:hyperlink w:history="1" r:id="rId43ymwcomuan_e6ggd0ytu">
               <w:r>
                 <w:rPr>
                   <w:rFonts w:ascii="Arial" w:cs="Arial" w:eastAsia="Arial" w:hAnsi="Arial"/>
@@ -16969,7 +16969,7 @@
               <w:spacing w:after="10" w:before="0"/>
               <w:ind w:left="120"/>
             </w:pPr>
-            <w:hyperlink w:history="1" r:id="rIdqzzkwvsaxrbwpd8hy3vqu">
+            <w:hyperlink w:history="1" r:id="rIdtrfwdy7gfraj5jkjjmypl">
               <w:r>
                 <w:rPr>
                   <w:rFonts w:ascii="Arial" w:cs="Arial" w:eastAsia="Arial" w:hAnsi="Arial"/>
@@ -17014,7 +17014,7 @@
               </w:rPr>
               <w:t xml:space="preserve">Groups answer on a half-sheet: (1) In your own words, what is a reciprocal and how do you find it? (2) Use the table to explain why n × 1/n = 1. (3) Explain Achieng's question using words and numbers: why is 90 ÷ 6 the same as 90 × 1/6? (4) Which number has no reciprocal and why? Each learner then writes a Claim-Evidence-Reasoning statement: Claim: '</w:t>
             </w:r>
-            <w:del w:id="9046" w:author="Claude (AI) - proposed" w:date="2026-10-15T12:57:30Z">
+            <w:del w:id="9046" w:author="Claude (AI) - proposed" w:date="2026-10-18T00:30:40Z">
               <w:r>
                 <w:rPr>
                   <w:rFonts w:ascii="Arial" w:cs="Arial" w:eastAsia="Arial" w:hAnsi="Arial"/>
@@ -17029,7 +17029,7 @@
                 <w:delText xml:space="preserve">The reciprocal of n is</w:delText>
               </w:r>
             </w:del>
-            <w:ins w:id="9047" w:author="Claude (AI) - proposed" w:date="2026-10-15T12:57:30Z">
+            <w:ins w:id="9047" w:author="Claude (AI) - proposed" w:date="2026-10-18T00:30:40Z">
               <w:r>
                 <w:rPr>
                   <w:rFonts w:ascii="Arial" w:cs="Arial" w:eastAsia="Arial" w:hAnsi="Arial"/>
@@ -17057,7 +17057,7 @@
               </w:rPr>
               <w:t xml:space="preserve"> 1 ÷ n</w:t>
             </w:r>
-            <w:ins w:id="9048" w:author="Claude (AI) - proposed" w:date="2026-10-15T12:57:30Z">
+            <w:ins w:id="9048" w:author="Claude (AI) - proposed" w:date="2026-10-18T00:30:40Z">
               <w:r>
                 <w:rPr>
                   <w:rFonts w:ascii="Arial" w:cs="Arial" w:eastAsia="Arial" w:hAnsi="Arial"/>
@@ -17240,7 +17240,7 @@
             <w:pPr>
               <w:spacing w:after="20" w:before="0"/>
             </w:pPr>
-            <w:hyperlink w:history="1" r:id="rIdiyxw60k2x2gsuzfjpsbud">
+            <w:hyperlink w:history="1" r:id="rIdujo-k62jbh8u66ouakwgr">
               <w:r>
                 <w:rPr>
                   <w:rFonts w:ascii="Arial" w:cs="Arial" w:eastAsia="Arial" w:hAnsi="Arial"/>
@@ -17289,7 +17289,7 @@
               <w:spacing w:after="10" w:before="0"/>
               <w:ind w:left="120"/>
             </w:pPr>
-            <w:hyperlink w:history="1" r:id="rIdjyrhmeu9rwnprlydpy56i">
+            <w:hyperlink w:history="1" r:id="rId9qnnnesgvc7rsasjwy9or">
               <w:r>
                 <w:rPr>
                   <w:rFonts w:ascii="Arial" w:cs="Arial" w:eastAsia="Arial" w:hAnsi="Arial"/>
@@ -17334,7 +17334,7 @@
             <w:pPr>
               <w:spacing w:after="20" w:before="0"/>
             </w:pPr>
-            <w:hyperlink w:history="1" r:id="rIdo_brlb9ecfpjb3j7sageq">
+            <w:hyperlink w:history="1" r:id="rIdqfsrp5nggifvv60tis6nf">
               <w:r>
                 <w:rPr>
                   <w:rFonts w:ascii="Arial" w:cs="Arial" w:eastAsia="Arial" w:hAnsi="Arial"/>
@@ -17367,7 +17367,7 @@
               <w:spacing w:after="10" w:before="0"/>
               <w:ind w:left="120"/>
             </w:pPr>
-            <w:hyperlink w:history="1" r:id="rId49-hzh84svoc4rosonab4">
+            <w:hyperlink w:history="1" r:id="rIdp3sr17z53bxwngjywq1nz">
               <w:r>
                 <w:rPr>
                   <w:rFonts w:ascii="Arial" w:cs="Arial" w:eastAsia="Arial" w:hAnsi="Arial"/>
@@ -17567,7 +17567,7 @@
             <w:pPr>
               <w:spacing w:after="20" w:before="0"/>
             </w:pPr>
-            <w:hyperlink w:history="1" r:id="rIdhb_jmbfd03yhumthjkva0">
+            <w:hyperlink w:history="1" r:id="rId8bgnuyj5xxechxsjvqndu">
               <w:r>
                 <w:rPr>
                   <w:rFonts w:ascii="Arial" w:cs="Arial" w:eastAsia="Arial" w:hAnsi="Arial"/>
@@ -17616,7 +17616,7 @@
               <w:spacing w:after="10" w:before="0"/>
               <w:ind w:left="120"/>
             </w:pPr>
-            <w:hyperlink w:history="1" r:id="rIdwohzrgy6mt8t-lqiyia_k">
+            <w:hyperlink w:history="1" r:id="rIdpkf5iv8vrbyhsllushu4e">
               <w:r>
                 <w:rPr>
                   <w:rFonts w:ascii="Arial" w:cs="Arial" w:eastAsia="Arial" w:hAnsi="Arial"/>
@@ -17661,7 +17661,7 @@
             <w:pPr>
               <w:spacing w:after="20" w:before="0"/>
             </w:pPr>
-            <w:hyperlink w:history="1" r:id="rIdcyy9t0vsq36lctogpopss">
+            <w:hyperlink w:history="1" r:id="rIda1u9-0woe9efmjaz9xufr">
               <w:r>
                 <w:rPr>
                   <w:rFonts w:ascii="Arial" w:cs="Arial" w:eastAsia="Arial" w:hAnsi="Arial"/>
@@ -17710,7 +17710,7 @@
               <w:spacing w:after="10" w:before="0"/>
               <w:ind w:left="120"/>
             </w:pPr>
-            <w:hyperlink w:history="1" r:id="rIdep0wb1yit0yyk8rkzk7ka">
+            <w:hyperlink w:history="1" r:id="rId04oodnil5yff0ja9hqdn6">
               <w:r>
                 <w:rPr>
                   <w:rFonts w:ascii="Arial" w:cs="Arial" w:eastAsia="Arial" w:hAnsi="Arial"/>
@@ -17755,7 +17755,7 @@
               </w:rPr>
               <w:t xml:space="preserve">Groups revise their unit model (the cumulative number-system map) from earlier lessons. Existing branches: whole numbers (odd, even, prime, composite), fractions and decimals, rational numbers, irrational numbers such as √2 and π, and real numbers. They add a new box: 'Reciprocal of n = 1 ÷ n = 1/n; n × 1/n = 1; zero has none.' They draw an arrow from the duka: 'Unit price 90 ÷ 6 = 15 = 90 × 1/6.' Examples inside the box: 2 → 0.5, 4 → 0.25, 8 → 0.125, 6 → 0.1667, 15 → 0.</w:t>
             </w:r>
-            <w:del w:id="9049" w:author="Claude (AI) - proposed" w:date="2026-10-15T12:57:30Z">
+            <w:del w:id="9049" w:author="Claude (AI) - proposed" w:date="2026-10-18T00:30:40Z">
               <w:r>
                 <w:rPr>
                   <w:rFonts w:ascii="Arial" w:cs="Arial" w:eastAsia="Arial" w:hAnsi="Arial"/>
@@ -17770,7 +17770,7 @@
                 <w:delText xml:space="preserve">0667</w:delText>
               </w:r>
             </w:del>
-            <w:ins w:id="9050" w:author="Claude (AI) - proposed" w:date="2026-10-15T12:57:30Z">
+            <w:ins w:id="9050" w:author="Claude (AI) - proposed" w:date="2026-10-18T00:30:40Z">
               <w:r>
                 <w:rPr>
                   <w:rFonts w:ascii="Arial" w:cs="Arial" w:eastAsia="Arial" w:hAnsi="Arial"/>
@@ -18122,7 +18122,7 @@
               </w:rPr>
               <w:t xml:space="preserve">We observed that dividing 1 by 2, 4, 8, 6, 15, 45, 1/2 and 2.5 gives 0.5, 0.25, 0.125, 0.1667, 0.</w:t>
             </w:r>
-            <w:del w:id="9051" w:author="Claude (AI) - proposed" w:date="2026-10-15T12:57:30Z">
+            <w:del w:id="9051" w:author="Claude (AI) - proposed" w:date="2026-10-18T00:30:40Z">
               <w:r>
                 <w:rPr>
                   <w:rFonts w:ascii="Arial" w:cs="Arial" w:eastAsia="Arial" w:hAnsi="Arial"/>
@@ -18137,7 +18137,7 @@
                 <w:delText xml:space="preserve">0667</w:delText>
               </w:r>
             </w:del>
-            <w:ins w:id="9052" w:author="Claude (AI) - proposed" w:date="2026-10-15T12:57:30Z">
+            <w:ins w:id="9052" w:author="Claude (AI) - proposed" w:date="2026-10-18T00:30:40Z">
               <w:r>
                 <w:rPr>
                   <w:rFonts w:ascii="Arial" w:cs="Arial" w:eastAsia="Arial" w:hAnsi="Arial"/>
@@ -18233,7 +18233,7 @@
               </w:rPr>
               <w:t xml:space="preserve">The reciprocal of a number n is 1 ÷ n, written 1/n. It is found by division, and n × 1/n = 1. Zero has no reciprocal. Recurring reciprocals such as 1/6 are rounded to 4 </w:t>
             </w:r>
-            <w:del w:id="9053" w:author="Claude (AI) - proposed" w:date="2026-10-15T12:57:30Z">
+            <w:del w:id="9053" w:author="Claude (AI) - proposed" w:date="2026-10-18T00:30:40Z">
               <w:r>
                 <w:rPr>
                   <w:rFonts w:ascii="Arial" w:cs="Arial" w:eastAsia="Arial" w:hAnsi="Arial"/>
@@ -18248,7 +18248,7 @@
                 <w:delText xml:space="preserve">d.p. or 4 s.f.</w:delText>
               </w:r>
             </w:del>
-            <w:ins w:id="9054" w:author="Claude (AI) - proposed" w:date="2026-10-15T12:57:30Z">
+            <w:ins w:id="9054" w:author="Claude (AI) - proposed" w:date="2026-10-18T00:30:40Z">
               <w:r>
                 <w:rPr>
                   <w:rFonts w:ascii="Arial" w:cs="Arial" w:eastAsia="Arial" w:hAnsi="Arial"/>
@@ -18351,7 +18351,7 @@
         </w:rPr>
         <w:t xml:space="preserve">© 2026 SeaVuria and ARES. Aligned with KICD objectives. Developed by SeaVuria; technical implementation by ARES (with AI assistance from Claude). Licensed under </w:t>
       </w:r>
-      <w:hyperlink w:history="1" r:id="rId5vtr4vqehe3r3vn0lqf01">
+      <w:hyperlink w:history="1" r:id="rId49q-6bd3keld6_gcxqjuh">
         <w:r>
           <w:rPr>
             <w:rFonts w:ascii="Arial" w:cs="Arial" w:eastAsia="Arial" w:hAnsi="Arial"/>
@@ -18372,7 +18372,7 @@
         </w:rPr>
         <w:t xml:space="preserve"> (</w:t>
       </w:r>
-      <w:hyperlink w:history="1" r:id="rIddgsssrt4oljzj8yrvhjdf">
+      <w:hyperlink w:history="1" r:id="rIdlwej6tdztqvmz2ubjkka9">
         <w:r>
           <w:rPr>
             <w:rFonts w:ascii="Arial" w:cs="Arial" w:eastAsia="Arial" w:hAnsi="Arial"/>
@@ -18449,7 +18449,7 @@
               </w:rPr>
               <w:t xml:space="preserve">LESSON 6 (40 minutes</w:t>
             </w:r>
-            <w:del w:id="9055" w:author="Claude (AI) - proposed" w:date="2026-10-15T12:57:30Z">
+            <w:del w:id="9055" w:author="Claude (AI) - proposed" w:date="2026-10-18T00:30:40Z">
               <w:r>
                 <w:rPr>
                   <w:rFonts w:ascii="Arial" w:cs="Arial" w:eastAsia="Arial" w:hAnsi="Arial"/>
@@ -19057,7 +19057,7 @@
               </w:rPr>
               <w:t xml:space="preserve">Hand out tables and calculators carefully and collect them in the same way. Keep the tables dry and flat, and do not fold the pages or write on them. Press calculator keys gently and switch off the calculators when finished. Where calculators are limited, groups share one per group and take turns. </w:t>
             </w:r>
-            <w:ins w:id="9056" w:author="Claude (AI) - proposed" w:date="2026-10-15T12:57:30Z">
+            <w:ins w:id="9056" w:author="Claude (AI) - proposed" w:date="2026-10-18T00:30:40Z">
               <w:r>
                 <w:rPr>
                   <w:rFonts w:ascii="Arial" w:cs="Arial" w:eastAsia="Arial" w:hAnsi="Arial"/>
@@ -19180,7 +19180,7 @@
               </w:rPr>
               <w:t xml:space="preserve">Achieng, in Mzee Odhiambo's duka near Kibuye Market, was told that the unit price of 6 mandazi costing Ksh 90 is Ksh 15, which is 90 × 1/6. Mzee Odhiambo does not do long division each time he sells: he uses tools. Learners first predict how exact a tool's answer will be. They then gather evidence by finding 1/7, 1/6, 1/45 and 1/2.5 with three methods: division, mathematical tables and the calculator 1/x key. Next they compare the results, explain why tables give 0.1429 while the calculator gives 0.142857142..., and check with n × 1/n. They add to the DQB (questions 6 and 7) and revise the unit model by adding a tools-and-accuracy branch to the reciprocal section. The responsibility value is built in through looking after the tables and calculators.</w:t>
             </w:r>
-            <w:ins w:id="9057" w:author="Claude (AI) - proposed" w:date="2026-10-15T12:57:30Z">
+            <w:ins w:id="9057" w:author="Claude (AI) - proposed" w:date="2026-10-18T00:30:40Z">
               <w:r>
                 <w:rPr>
                   <w:rFonts w:ascii="Arial" w:cs="Arial" w:eastAsia="Arial" w:hAnsi="Arial"/>
@@ -19483,7 +19483,7 @@
             <w:pPr>
               <w:spacing w:after="20" w:before="0"/>
             </w:pPr>
-            <w:hyperlink w:history="1" r:id="rIdixh5p8148blx6giom3h70">
+            <w:hyperlink w:history="1" r:id="rIdxf29hvi1y8heawbad-qub">
               <w:r>
                 <w:rPr>
                   <w:rFonts w:ascii="Arial" w:cs="Arial" w:eastAsia="Arial" w:hAnsi="Arial"/>
@@ -19516,7 +19516,7 @@
               <w:spacing w:after="10" w:before="0"/>
               <w:ind w:left="120"/>
             </w:pPr>
-            <w:hyperlink w:history="1" r:id="rIddzfnmqijxinaikmhoeltc">
+            <w:hyperlink w:history="1" r:id="rId98oihczfoz4akfnwowyvs">
               <w:r>
                 <w:rPr>
                   <w:rFonts w:ascii="Arial" w:cs="Arial" w:eastAsia="Arial" w:hAnsi="Arial"/>
@@ -19561,7 +19561,7 @@
             <w:pPr>
               <w:spacing w:after="20" w:before="0"/>
             </w:pPr>
-            <w:hyperlink w:history="1" r:id="rIdgj1djduqlu7jnwmm8z2kp">
+            <w:hyperlink w:history="1" r:id="rId-i-ixk1na9cvhdporxube">
               <w:r>
                 <w:rPr>
                   <w:rFonts w:ascii="Arial" w:cs="Arial" w:eastAsia="Arial" w:hAnsi="Arial"/>
@@ -19610,7 +19610,7 @@
               <w:spacing w:after="10" w:before="0"/>
               <w:ind w:left="120"/>
             </w:pPr>
-            <w:hyperlink w:history="1" r:id="rIdnhcmygnuvcne_iggtmt0u">
+            <w:hyperlink w:history="1" r:id="rIdtdhnvhbtij234pbcvjqvi">
               <w:r>
                 <w:rPr>
                   <w:rFonts w:ascii="Arial" w:cs="Arial" w:eastAsia="Arial" w:hAnsi="Arial"/>
@@ -19810,7 +19810,7 @@
             <w:pPr>
               <w:spacing w:after="20" w:before="0"/>
             </w:pPr>
-            <w:hyperlink w:history="1" r:id="rIdkyslu6og6vkzymeupqifm">
+            <w:hyperlink w:history="1" r:id="rIdqckdwpwyj94hbdeoy4ll8">
               <w:r>
                 <w:rPr>
                   <w:rFonts w:ascii="Arial" w:cs="Arial" w:eastAsia="Arial" w:hAnsi="Arial"/>
@@ -19843,7 +19843,7 @@
               <w:spacing w:after="10" w:before="0"/>
               <w:ind w:left="120"/>
             </w:pPr>
-            <w:hyperlink w:history="1" r:id="rId81nowng0eraoamke52nrx">
+            <w:hyperlink w:history="1" r:id="rIdfmklhehaswpa4u-c-bdma">
               <w:r>
                 <w:rPr>
                   <w:rFonts w:ascii="Arial" w:cs="Arial" w:eastAsia="Arial" w:hAnsi="Arial"/>
@@ -19888,7 +19888,7 @@
             <w:pPr>
               <w:spacing w:after="20" w:before="0"/>
             </w:pPr>
-            <w:hyperlink w:history="1" r:id="rIdsgm4o3z8tjn0iepsd8m1h">
+            <w:hyperlink w:history="1" r:id="rIdwtvqfquo-qontsewpvznl">
               <w:r>
                 <w:rPr>
                   <w:rFonts w:ascii="Arial" w:cs="Arial" w:eastAsia="Arial" w:hAnsi="Arial"/>
@@ -19937,7 +19937,7 @@
               <w:spacing w:after="10" w:before="0"/>
               <w:ind w:left="120"/>
             </w:pPr>
-            <w:hyperlink w:history="1" r:id="rIdxb3vyyu_ud2a9qpg2wieb">
+            <w:hyperlink w:history="1" r:id="rIdp-aeh9ayrh5shgkn_p3iq">
               <w:r>
                 <w:rPr>
                   <w:rFonts w:ascii="Arial" w:cs="Arial" w:eastAsia="Arial" w:hAnsi="Arial"/>
@@ -20137,7 +20137,7 @@
             <w:pPr>
               <w:spacing w:after="20" w:before="0"/>
             </w:pPr>
-            <w:hyperlink w:history="1" r:id="rIdfbhjeztd_fnpfasmkfiun">
+            <w:hyperlink w:history="1" r:id="rIdtvihjwynkomkv5ekr0hr0">
               <w:r>
                 <w:rPr>
                   <w:rFonts w:ascii="Arial" w:cs="Arial" w:eastAsia="Arial" w:hAnsi="Arial"/>
@@ -20186,7 +20186,7 @@
               <w:spacing w:after="10" w:before="0"/>
               <w:ind w:left="120"/>
             </w:pPr>
-            <w:hyperlink w:history="1" r:id="rId13-9ztsgfiu6hvcx8ffnx">
+            <w:hyperlink w:history="1" r:id="rIdw8klr2wcqhexwlmqypmrc">
               <w:r>
                 <w:rPr>
                   <w:rFonts w:ascii="Arial" w:cs="Arial" w:eastAsia="Arial" w:hAnsi="Arial"/>
@@ -20231,7 +20231,7 @@
             <w:pPr>
               <w:spacing w:after="20" w:before="0"/>
             </w:pPr>
-            <w:hyperlink w:history="1" r:id="rIdvpzjgbzqtyrfkderdu209">
+            <w:hyperlink w:history="1" r:id="rIdrsqwhltmhli8dbzgh9ex0">
               <w:r>
                 <w:rPr>
                   <w:rFonts w:ascii="Arial" w:cs="Arial" w:eastAsia="Arial" w:hAnsi="Arial"/>
@@ -20280,7 +20280,7 @@
               <w:spacing w:after="10" w:before="0"/>
               <w:ind w:left="120"/>
             </w:pPr>
-            <w:hyperlink w:history="1" r:id="rId6mvl8rqnsmm6uskdmkiy-">
+            <w:hyperlink w:history="1" r:id="rIdxkg1ajhejukokvpsur0df">
               <w:r>
                 <w:rPr>
                   <w:rFonts w:ascii="Arial" w:cs="Arial" w:eastAsia="Arial" w:hAnsi="Arial"/>
@@ -20480,7 +20480,7 @@
             <w:pPr>
               <w:spacing w:after="20" w:before="0"/>
             </w:pPr>
-            <w:hyperlink w:history="1" r:id="rIdn04sngeh6xgo8sv7q85dm">
+            <w:hyperlink w:history="1" r:id="rId1mo8_6nzjfhoedx6lewjg">
               <w:r>
                 <w:rPr>
                   <w:rFonts w:ascii="Arial" w:cs="Arial" w:eastAsia="Arial" w:hAnsi="Arial"/>
@@ -20529,7 +20529,7 @@
               <w:spacing w:after="10" w:before="0"/>
               <w:ind w:left="120"/>
             </w:pPr>
-            <w:hyperlink w:history="1" r:id="rIdflcw1e_xfr6efvnt5nxzn">
+            <w:hyperlink w:history="1" r:id="rId-lp8ykpj130alxk-7pulr">
               <w:r>
                 <w:rPr>
                   <w:rFonts w:ascii="Arial" w:cs="Arial" w:eastAsia="Arial" w:hAnsi="Arial"/>
@@ -20574,7 +20574,7 @@
             <w:pPr>
               <w:spacing w:after="20" w:before="0"/>
             </w:pPr>
-            <w:hyperlink w:history="1" r:id="rId112-gj7zo73xaorqqqmz5">
+            <w:hyperlink w:history="1" r:id="rIdnwk3fzvf6pesg_ypmtveb">
               <w:r>
                 <w:rPr>
                   <w:rFonts w:ascii="Arial" w:cs="Arial" w:eastAsia="Arial" w:hAnsi="Arial"/>
@@ -20623,7 +20623,7 @@
               <w:spacing w:after="10" w:before="0"/>
               <w:ind w:left="120"/>
             </w:pPr>
-            <w:hyperlink w:history="1" r:id="rIdshdgxjwr-l0vdntavyspp">
+            <w:hyperlink w:history="1" r:id="rIdl0y_dopeagc9ubjz62bq2">
               <w:r>
                 <w:rPr>
                   <w:rFonts w:ascii="Arial" w:cs="Arial" w:eastAsia="Arial" w:hAnsi="Arial"/>
@@ -20823,7 +20823,7 @@
             <w:pPr>
               <w:spacing w:after="20" w:before="0"/>
             </w:pPr>
-            <w:hyperlink w:history="1" r:id="rIdoo2wruc5z3g1ruln4eajw">
+            <w:hyperlink w:history="1" r:id="rIdxrfd6szwhcqguot2jzdn2">
               <w:r>
                 <w:rPr>
                   <w:rFonts w:ascii="Arial" w:cs="Arial" w:eastAsia="Arial" w:hAnsi="Arial"/>
@@ -20872,7 +20872,7 @@
               <w:spacing w:after="10" w:before="0"/>
               <w:ind w:left="120"/>
             </w:pPr>
-            <w:hyperlink w:history="1" r:id="rIdz5c7liqsoqeq8kr8-yk6w">
+            <w:hyperlink w:history="1" r:id="rIdfbvfr3ypnxfj4qqyu0xlf">
               <w:r>
                 <w:rPr>
                   <w:rFonts w:ascii="Arial" w:cs="Arial" w:eastAsia="Arial" w:hAnsi="Arial"/>
@@ -20917,7 +20917,7 @@
             <w:pPr>
               <w:spacing w:after="20" w:before="0"/>
             </w:pPr>
-            <w:hyperlink w:history="1" r:id="rIdrw-ua0iy2pd98lknwkdys">
+            <w:hyperlink w:history="1" r:id="rIdaz9f04nimdwaburotzpvn">
               <w:r>
                 <w:rPr>
                   <w:rFonts w:ascii="Arial" w:cs="Arial" w:eastAsia="Arial" w:hAnsi="Arial"/>
@@ -20966,7 +20966,7 @@
               <w:spacing w:after="10" w:before="0"/>
               <w:ind w:left="120"/>
             </w:pPr>
-            <w:hyperlink w:history="1" r:id="rId-l3ja1hsxdrgrnw_8ol6q">
+            <w:hyperlink w:history="1" r:id="rIdwe3zwti0yuq0nu2zwbuep">
               <w:r>
                 <w:rPr>
                   <w:rFonts w:ascii="Arial" w:cs="Arial" w:eastAsia="Arial" w:hAnsi="Arial"/>
@@ -21491,7 +21491,7 @@
         </w:rPr>
         <w:t xml:space="preserve">© 2026 SeaVuria and ARES. Aligned with KICD objectives. Developed by SeaVuria; technical implementation by ARES (with AI assistance from Claude). Licensed under </w:t>
       </w:r>
-      <w:hyperlink w:history="1" r:id="rIdwqjpvn6z-y7g4agalm3b9">
+      <w:hyperlink w:history="1" r:id="rIddozvfv-rptfkttnjo0nm_">
         <w:r>
           <w:rPr>
             <w:rFonts w:ascii="Arial" w:cs="Arial" w:eastAsia="Arial" w:hAnsi="Arial"/>
@@ -21512,7 +21512,7 @@
         </w:rPr>
         <w:t xml:space="preserve"> (</w:t>
       </w:r>
-      <w:hyperlink w:history="1" r:id="rIdjv_ghhvj3srbssgnbsfld">
+      <w:hyperlink w:history="1" r:id="rIdho9ckktwf6ys3f-hhdiaz">
         <w:r>
           <w:rPr>
             <w:rFonts w:ascii="Arial" w:cs="Arial" w:eastAsia="Arial" w:hAnsi="Arial"/>
@@ -22552,7 +22552,7 @@
             <w:pPr>
               <w:spacing w:after="20" w:before="0"/>
             </w:pPr>
-            <w:hyperlink w:history="1" r:id="rIddnq7da-w5khikpfyvwnfq">
+            <w:hyperlink w:history="1" r:id="rIdw74h8vkxmnmly5akokuqi">
               <w:r>
                 <w:rPr>
                   <w:rFonts w:ascii="Arial" w:cs="Arial" w:eastAsia="Arial" w:hAnsi="Arial"/>
@@ -22585,7 +22585,7 @@
               <w:spacing w:after="10" w:before="0"/>
               <w:ind w:left="120"/>
             </w:pPr>
-            <w:hyperlink w:history="1" r:id="rIdfs0rmbn9o5xkjpymoqgga">
+            <w:hyperlink w:history="1" r:id="rIdhrbdto0pdvu0cxtixv3gm">
               <w:r>
                 <w:rPr>
                   <w:rFonts w:ascii="Arial" w:cs="Arial" w:eastAsia="Arial" w:hAnsi="Arial"/>
@@ -22630,7 +22630,7 @@
             <w:pPr>
               <w:spacing w:after="20" w:before="0"/>
             </w:pPr>
-            <w:hyperlink w:history="1" r:id="rIdiog7_zdlrnagv1hxldbhx">
+            <w:hyperlink w:history="1" r:id="rIdikwmsgcnk2oipmloyc5sq">
               <w:r>
                 <w:rPr>
                   <w:rFonts w:ascii="Arial" w:cs="Arial" w:eastAsia="Arial" w:hAnsi="Arial"/>
@@ -22663,7 +22663,7 @@
               <w:spacing w:after="10" w:before="0"/>
               <w:ind w:left="120"/>
             </w:pPr>
-            <w:hyperlink w:history="1" r:id="rIdgsg2ucjrvpj1xu-o1peim">
+            <w:hyperlink w:history="1" r:id="rId880twkqssrirvtci6rmay">
               <w:r>
                 <w:rPr>
                   <w:rFonts w:ascii="Arial" w:cs="Arial" w:eastAsia="Arial" w:hAnsi="Arial"/>
@@ -22863,7 +22863,7 @@
             <w:pPr>
               <w:spacing w:after="20" w:before="0"/>
             </w:pPr>
-            <w:hyperlink w:history="1" r:id="rIdpnhv9gwxcvc9bkentrsqu">
+            <w:hyperlink w:history="1" r:id="rId-szmbep5skd-xve1vqrgb">
               <w:r>
                 <w:rPr>
                   <w:rFonts w:ascii="Arial" w:cs="Arial" w:eastAsia="Arial" w:hAnsi="Arial"/>
@@ -22896,7 +22896,7 @@
               <w:spacing w:after="10" w:before="0"/>
               <w:ind w:left="120"/>
             </w:pPr>
-            <w:hyperlink w:history="1" r:id="rIdyprr-rwmi8hhinrktscmq">
+            <w:hyperlink w:history="1" r:id="rId7mqjjarrlrq9mpr0jmdot">
               <w:r>
                 <w:rPr>
                   <w:rFonts w:ascii="Arial" w:cs="Arial" w:eastAsia="Arial" w:hAnsi="Arial"/>
@@ -22941,7 +22941,7 @@
             <w:pPr>
               <w:spacing w:after="20" w:before="0"/>
             </w:pPr>
-            <w:hyperlink w:history="1" r:id="rIdmcdc6w0-0gpw43xhlpjou">
+            <w:hyperlink w:history="1" r:id="rIdauxsxlfqpcfioegz15i_u">
               <w:r>
                 <w:rPr>
                   <w:rFonts w:ascii="Arial" w:cs="Arial" w:eastAsia="Arial" w:hAnsi="Arial"/>
@@ -22974,7 +22974,7 @@
               <w:spacing w:after="10" w:before="0"/>
               <w:ind w:left="120"/>
             </w:pPr>
-            <w:hyperlink w:history="1" r:id="rId0wlep2_c2urwp2ebziq3y">
+            <w:hyperlink w:history="1" r:id="rId-zznmtj4lnas-_cn8wfhw">
               <w:r>
                 <w:rPr>
                   <w:rFonts w:ascii="Arial" w:cs="Arial" w:eastAsia="Arial" w:hAnsi="Arial"/>
@@ -23174,7 +23174,7 @@
             <w:pPr>
               <w:spacing w:after="20" w:before="0"/>
             </w:pPr>
-            <w:hyperlink w:history="1" r:id="rId8s7la9l8kgt5xuxbse3wa">
+            <w:hyperlink w:history="1" r:id="rIdjysyjon89qdydzvj7uy6z">
               <w:r>
                 <w:rPr>
                   <w:rFonts w:ascii="Arial" w:cs="Arial" w:eastAsia="Arial" w:hAnsi="Arial"/>
@@ -23207,7 +23207,7 @@
               <w:spacing w:after="10" w:before="0"/>
               <w:ind w:left="120"/>
             </w:pPr>
-            <w:hyperlink w:history="1" r:id="rIdb026zpowhcdmemraaziob">
+            <w:hyperlink w:history="1" r:id="rId0rrdok54mizfkkeayrmdz">
               <w:r>
                 <w:rPr>
                   <w:rFonts w:ascii="Arial" w:cs="Arial" w:eastAsia="Arial" w:hAnsi="Arial"/>
@@ -23252,7 +23252,7 @@
             <w:pPr>
               <w:spacing w:after="20" w:before="0"/>
             </w:pPr>
-            <w:hyperlink w:history="1" r:id="rIdgwvuuiqrclaisfrzzvsr2">
+            <w:hyperlink w:history="1" r:id="rIdsrn1zfuvhl78hd1ol-nfv">
               <w:r>
                 <w:rPr>
                   <w:rFonts w:ascii="Arial" w:cs="Arial" w:eastAsia="Arial" w:hAnsi="Arial"/>
@@ -23301,7 +23301,7 @@
               <w:spacing w:after="10" w:before="0"/>
               <w:ind w:left="120"/>
             </w:pPr>
-            <w:hyperlink w:history="1" r:id="rIdfb84ow7aoidy9szltujrh">
+            <w:hyperlink w:history="1" r:id="rIdcvrzgvmass9lxtoy5kd8c">
               <w:r>
                 <w:rPr>
                   <w:rFonts w:ascii="Arial" w:cs="Arial" w:eastAsia="Arial" w:hAnsi="Arial"/>
@@ -23501,7 +23501,7 @@
             <w:pPr>
               <w:spacing w:after="20" w:before="0"/>
             </w:pPr>
-            <w:hyperlink w:history="1" r:id="rIdj4hz_nzbgiowy0koosmek">
+            <w:hyperlink w:history="1" r:id="rIdyqtwzjuujwssku20fufqt">
               <w:r>
                 <w:rPr>
                   <w:rFonts w:ascii="Arial" w:cs="Arial" w:eastAsia="Arial" w:hAnsi="Arial"/>
@@ -23534,7 +23534,7 @@
               <w:spacing w:after="10" w:before="0"/>
               <w:ind w:left="120"/>
             </w:pPr>
-            <w:hyperlink w:history="1" r:id="rIdpgi17w0dxe71rlbtq7bid">
+            <w:hyperlink w:history="1" r:id="rIdxbhif9kwcq1tv1adjljac">
               <w:r>
                 <w:rPr>
                   <w:rFonts w:ascii="Arial" w:cs="Arial" w:eastAsia="Arial" w:hAnsi="Arial"/>
@@ -23579,7 +23579,7 @@
             <w:pPr>
               <w:spacing w:after="20" w:before="0"/>
             </w:pPr>
-            <w:hyperlink w:history="1" r:id="rIdgjawft8f0vz3l7cl5wpqg">
+            <w:hyperlink w:history="1" r:id="rIdod6m9f96ll4ahak3vr_rn">
               <w:r>
                 <w:rPr>
                   <w:rFonts w:ascii="Arial" w:cs="Arial" w:eastAsia="Arial" w:hAnsi="Arial"/>
@@ -23628,7 +23628,7 @@
               <w:spacing w:after="10" w:before="0"/>
               <w:ind w:left="120"/>
             </w:pPr>
-            <w:hyperlink w:history="1" r:id="rIdangzd-6291yvz-zdl4apc">
+            <w:hyperlink w:history="1" r:id="rIdhrux9f-9nxx92iydfmq1t">
               <w:r>
                 <w:rPr>
                   <w:rFonts w:ascii="Arial" w:cs="Arial" w:eastAsia="Arial" w:hAnsi="Arial"/>
@@ -23828,7 +23828,7 @@
             <w:pPr>
               <w:spacing w:after="20" w:before="0"/>
             </w:pPr>
-            <w:hyperlink w:history="1" r:id="rIdd_ddi2tyvah_c1qr1zz1y">
+            <w:hyperlink w:history="1" r:id="rId6rd-wuv4cbaavxbivrhti">
               <w:r>
                 <w:rPr>
                   <w:rFonts w:ascii="Arial" w:cs="Arial" w:eastAsia="Arial" w:hAnsi="Arial"/>
@@ -23861,7 +23861,7 @@
               <w:spacing w:after="10" w:before="0"/>
               <w:ind w:left="120"/>
             </w:pPr>
-            <w:hyperlink w:history="1" r:id="rId61kpjahvdyu0ur-ayd7id">
+            <w:hyperlink w:history="1" r:id="rIdu2krkrjsbzxngg7o6jmos">
               <w:r>
                 <w:rPr>
                   <w:rFonts w:ascii="Arial" w:cs="Arial" w:eastAsia="Arial" w:hAnsi="Arial"/>
@@ -23906,7 +23906,7 @@
             <w:pPr>
               <w:spacing w:after="20" w:before="0"/>
             </w:pPr>
-            <w:hyperlink w:history="1" r:id="rIdnq4cv2fgelykhmg2oxsfh">
+            <w:hyperlink w:history="1" r:id="rIdo2b_6bar_gjioi_nxurwj">
               <w:r>
                 <w:rPr>
                   <w:rFonts w:ascii="Arial" w:cs="Arial" w:eastAsia="Arial" w:hAnsi="Arial"/>
@@ -23955,7 +23955,7 @@
               <w:spacing w:after="10" w:before="0"/>
               <w:ind w:left="120"/>
             </w:pPr>
-            <w:hyperlink w:history="1" r:id="rIdckwscym_4csru8s7lau6o">
+            <w:hyperlink w:history="1" r:id="rIdxrjj6t4ly6pna3an89hnu">
               <w:r>
                 <w:rPr>
                   <w:rFonts w:ascii="Arial" w:cs="Arial" w:eastAsia="Arial" w:hAnsi="Arial"/>
@@ -24000,7 +24000,7 @@
               </w:rPr>
               <w:t xml:space="preserve">Learners finalise the unit model (about 15 minutes)</w:t>
             </w:r>
-            <w:ins w:id="9058" w:author="Claude (AI) - proposed" w:date="2026-10-15T12:57:30Z">
+            <w:ins w:id="9058" w:author="Claude (AI) - proposed" w:date="2026-10-18T00:30:40Z">
               <w:r>
                 <w:rPr>
                   <w:rFonts w:ascii="Arial" w:cs="Arial" w:eastAsia="Arial" w:hAnsi="Arial"/>
@@ -24508,7 +24508,7 @@
         </w:rPr>
         <w:t xml:space="preserve">© 2026 SeaVuria and ARES. Aligned with KICD objectives. Developed by SeaVuria; technical implementation by ARES (with AI assistance from Claude). Licensed under </w:t>
       </w:r>
-      <w:hyperlink w:history="1" r:id="rId7i3ueahbxk9bzw0vvjusl">
+      <w:hyperlink w:history="1" r:id="rIdysnddwiozcmr4mtzezx7z">
         <w:r>
           <w:rPr>
             <w:rFonts w:ascii="Arial" w:cs="Arial" w:eastAsia="Arial" w:hAnsi="Arial"/>
@@ -24529,7 +24529,7 @@
         </w:rPr>
         <w:t xml:space="preserve"> (</w:t>
       </w:r>
-      <w:hyperlink w:history="1" r:id="rIdh2lcz-fshpav4ah0jkgjg">
+      <w:hyperlink w:history="1" r:id="rIdbh-dvoewhhpqk1uhdkizn">
         <w:r>
           <w:rPr>
             <w:rFonts w:ascii="Arial" w:cs="Arial" w:eastAsia="Arial" w:hAnsi="Arial"/>
